--- a/USER_GUIDE.docx
+++ b/USER_GUIDE.docx
@@ -1,6 +1,6 @@
 
 <file path=word/document.xml><?xml version="1.0" encoding="utf-8"?>
-<w:document xmlns:wpc="http://schemas.microsoft.com/office/word/2010/wordprocessingCanvas" xmlns:cx="http://schemas.microsoft.com/office/drawing/2014/chartex" xmlns:cx1="http://schemas.microsoft.com/office/drawing/2015/9/8/chartex" xmlns:cx2="http://schemas.microsoft.com/office/drawing/2015/10/21/chartex" xmlns:cx3="http://schemas.microsoft.com/office/drawing/2016/5/9/chartex" xmlns:cx4="http://schemas.microsoft.com/office/drawing/2016/5/10/chartex" xmlns:cx5="http://schemas.microsoft.com/office/drawing/2016/5/11/chartex" xmlns:cx6="http://schemas.microsoft.com/office/drawing/2016/5/12/chartex" xmlns:cx7="http://schemas.microsoft.com/office/drawing/2016/5/13/chartex" xmlns:cx8="http://schemas.microsoft.com/office/drawing/2016/5/14/chartex" xmlns:mc="http://schemas.openxmlformats.org/markup-compatibility/2006" xmlns:aink="http://schemas.microsoft.com/office/drawing/2016/ink" xmlns:am3d="http://schemas.microsoft.com/office/drawing/2017/model3d" xmlns:o="urn:schemas-microsoft-com:office:office" xmlns:oel="http://schemas.microsoft.com/office/2019/extlst" xmlns:r="http://schemas.openxmlformats.org/officeDocument/2006/relationships" xmlns:m="http://schemas.openxmlformats.org/officeDocument/2006/math" xmlns:v="urn:schemas-microsoft-com:vml" xmlns:wp14="http://schemas.microsoft.com/office/word/2010/wordprocessingDrawing" xmlns:wp="http://schemas.openxmlformats.org/drawingml/2006/wordprocessingDrawing" xmlns:w10="urn:schemas-microsoft-com:office:word" xmlns:w="http://schemas.openxmlformats.org/wordprocessingml/2006/main" xmlns:w14="http://schemas.microsoft.com/office/word/2010/wordml" xmlns:w15="http://schemas.microsoft.com/office/word/2012/wordml" xmlns:w16cex="http://schemas.microsoft.com/office/word/2018/wordml/cex" xmlns:w16cid="http://schemas.microsoft.com/office/word/2016/wordml/cid" xmlns:w16="http://schemas.microsoft.com/office/word/2018/wordml" xmlns:w16du="http://schemas.microsoft.com/office/word/2023/wordml/word16du" xmlns:w16sdtdh="http://schemas.microsoft.com/office/word/2020/wordml/sdtdatahash" xmlns:w16sdtfl="http://schemas.microsoft.com/office/word/2024/wordml/sdtformatlock" xmlns:w16se="http://schemas.microsoft.com/office/word/2015/wordml/symex" xmlns:wpg="http://schemas.microsoft.com/office/word/2010/wordprocessingGroup" xmlns:wpi="http://schemas.microsoft.com/office/word/2010/wordprocessingInk" xmlns:wne="http://schemas.microsoft.com/office/word/2006/wordml" xmlns:wps="http://schemas.microsoft.com/office/word/2010/wordprocessingShape" mc:Ignorable="w14 w15 w16se w16cid w16 w16cex w16sdtdh w16sdtfl w16du wp14">
+<w:document xmlns:wpc="http://schemas.microsoft.com/office/word/2010/wordprocessingCanvas" xmlns:cx="http://schemas.microsoft.com/office/drawing/2014/chartex" xmlns:cx1="http://schemas.microsoft.com/office/drawing/2015/9/8/chartex" xmlns:cx2="http://schemas.microsoft.com/office/drawing/2015/10/21/chartex" xmlns:cx3="http://schemas.microsoft.com/office/drawing/2016/5/9/chartex" xmlns:cx4="http://schemas.microsoft.com/office/drawing/2016/5/10/chartex" xmlns:cx5="http://schemas.microsoft.com/office/drawing/2016/5/11/chartex" xmlns:cx6="http://schemas.microsoft.com/office/drawing/2016/5/12/chartex" xmlns:cx7="http://schemas.microsoft.com/office/drawing/2016/5/13/chartex" xmlns:cx8="http://schemas.microsoft.com/office/drawing/2016/5/14/chartex" xmlns:mc="http://schemas.openxmlformats.org/markup-compatibility/2006" xmlns:aink="http://schemas.microsoft.com/office/drawing/2016/ink" xmlns:am3d="http://schemas.microsoft.com/office/drawing/2017/model3d" xmlns:o="urn:schemas-microsoft-com:office:office" xmlns:oel="http://schemas.microsoft.com/office/2019/extlst" xmlns:r="http://schemas.openxmlformats.org/officeDocument/2006/relationships" xmlns:m="http://schemas.openxmlformats.org/officeDocument/2006/math" xmlns:v="urn:schemas-microsoft-com:vml" xmlns:wp14="http://schemas.microsoft.com/office/word/2010/wordprocessingDrawing" xmlns:wp="http://schemas.openxmlformats.org/drawingml/2006/wordprocessingDrawing" xmlns:w10="urn:schemas-microsoft-com:office:word" xmlns:w="http://schemas.openxmlformats.org/wordprocessingml/2006/main" xmlns:w14="http://schemas.microsoft.com/office/word/2010/wordml" xmlns:w15="http://schemas.microsoft.com/office/word/2012/wordml" xmlns:w16cei="http://schemas.microsoft.com/office/word/2026/wordml/cei" xmlns:w16cex="http://schemas.microsoft.com/office/word/2018/wordml/cex" xmlns:w16cid="http://schemas.microsoft.com/office/word/2016/wordml/cid" xmlns:w16="http://schemas.microsoft.com/office/word/2018/wordml" xmlns:w16du="http://schemas.microsoft.com/office/word/2023/wordml/word16du" xmlns:w16sdtdh="http://schemas.microsoft.com/office/word/2020/wordml/sdtdatahash" xmlns:w16sdtfl="http://schemas.microsoft.com/office/word/2024/wordml/sdtformatlock" xmlns:w16se="http://schemas.microsoft.com/office/word/2015/wordml/symex" xmlns:wpg="http://schemas.microsoft.com/office/word/2010/wordprocessingGroup" xmlns:wpi="http://schemas.microsoft.com/office/word/2010/wordprocessingInk" xmlns:wne="http://schemas.microsoft.com/office/word/2006/wordml" xmlns:wps="http://schemas.microsoft.com/office/word/2010/wordprocessingShape" mc:Ignorable="w14 w15 w16se w16cid w16 w16cex w16sdtdh w16sdtfl w16du wp14">
   <w:body>
     <w:p>
       <w:pPr>
@@ -221,6 +221,9 @@
           <w:p/>
           <w:p>
             <w:r>
+              <w:rPr>
+                <w:noProof/>
+              </w:rPr>
               <w:drawing>
                 <wp:inline distT="0" distB="0" distL="0" distR="0" wp14:anchorId="029CA404" wp14:editId="4E4CE0A1">
                   <wp:extent cx="5486400" cy="2762885"/>
@@ -415,7 +418,7 @@
               <w:cnfStyle w:val="000000010000" w:firstRow="0" w:lastRow="0" w:firstColumn="0" w:lastColumn="0" w:oddVBand="0" w:evenVBand="0" w:oddHBand="0" w:evenHBand="1" w:firstRowFirstColumn="0" w:firstRowLastColumn="0" w:lastRowFirstColumn="0" w:lastRowLastColumn="0"/>
             </w:pPr>
             <w:r>
-              <w:t>Multi-select of fuel categories: fuelwood, charcoal, imp_fuelwood, imp_charcoal, gas, kerosene, coal, electric, ethanol, pellets, biogas</w:t>
+              <w:t>Multi-select of fuel categories: fuelwood, charcoal, coal, gas, kerosene, electric, biogas, ethanol, pellets, imp_fuelwood, imp_charcoal</w:t>
             </w:r>
           </w:p>
         </w:tc>
@@ -428,7 +431,7 @@
               <w:cnfStyle w:val="000000010000" w:firstRow="0" w:lastRow="0" w:firstColumn="0" w:lastColumn="0" w:oddVBand="0" w:evenVBand="0" w:oddHBand="0" w:evenHBand="1" w:firstRowFirstColumn="0" w:firstRowLastColumn="0" w:lastRowFirstColumn="0" w:lastRowLastColumn="0"/>
             </w:pPr>
             <w:r>
-              <w:t>Defaults to all available. Only fuels present in the fuel-share dataset can appear in output; the rest are silently dropped from the merge.</w:t>
+              <w:t>Defaults to the six fuels covered by the UN/WHO household survey (fuelwood, charcoal, coal, gas, kerosene, electric). The other five — biogas, ethanol, pellets, imp_fuelwood, imp_charcoal — are not in that survey, so they carry a 0% population share everywhere and start deselected. Select one here and enter shares in the Fuel shares tab (§ 2.1) to bring it into the output.</w:t>
             </w:r>
           </w:p>
         </w:tc>
@@ -739,7 +742,11 @@
               <w:cnfStyle w:val="000000010000" w:firstRow="0" w:lastRow="0" w:firstColumn="0" w:lastColumn="0" w:oddVBand="0" w:evenVBand="0" w:oddHBand="0" w:evenHBand="1" w:firstRowFirstColumn="0" w:firstRowLastColumn="0" w:lastRowFirstColumn="0" w:lastRowLastColumn="0"/>
             </w:pPr>
             <w:r>
-              <w:t>Total consumption: num_fuel_users_thousands × per_capita_fuel_cons × 1,000</w:t>
+              <w:t xml:space="preserve">Total consumption: num_fuel_users_thousands × per_capita_fuel_cons × 1,000. Charcoal rows are additionally multiplied by the kiln yield (§ 3.2), and wood/charcoal rows by the non-residential uplift if it is enabled (§ 3.3) — so for </w:t>
+            </w:r>
+            <w:r>
+              <w:lastRenderedPageBreak/>
+              <w:t>those fuels the plain three-term identity does not hold.</w:t>
             </w:r>
           </w:p>
         </w:tc>
@@ -752,6 +759,7 @@
               <w:cnfStyle w:val="000000010000" w:firstRow="0" w:lastRow="0" w:firstColumn="0" w:lastColumn="0" w:oddVBand="0" w:evenVBand="0" w:oddHBand="0" w:evenHBand="1" w:firstRowFirstColumn="0" w:firstRowLastColumn="0" w:lastRowFirstColumn="0" w:lastRowLastColumn="0"/>
             </w:pPr>
             <w:r>
+              <w:lastRenderedPageBreak/>
               <w:t>Absolute tons (rounded to whole numbers in the display and exports)</w:t>
             </w:r>
           </w:p>
@@ -769,13 +777,8 @@
         <w:pStyle w:val="Heading3"/>
       </w:pPr>
       <w:r>
-        <w:t xml:space="preserve">Units </w:t>
+        <w:t>Units quick-reference</w:t>
       </w:r>
-      <w:proofErr w:type="gramStart"/>
-      <w:r>
-        <w:t>quick-reference</w:t>
-      </w:r>
-      <w:proofErr w:type="gramEnd"/>
     </w:p>
     <w:p>
       <w:r>
@@ -787,16 +790,12 @@
         <w:pStyle w:val="Heading2"/>
       </w:pPr>
       <w:r>
-        <w:lastRenderedPageBreak/>
         <w:t>1.3 How overall is computed</w:t>
       </w:r>
     </w:p>
     <w:p>
       <w:r>
-        <w:t>The overall row for each (country, fuel, year) is computed as the sum of the urban and rural rows for that combination — not taken from the source's "Overall" series. This guarantees overall.num_fuel_users_thousands = urban.num_fuel_users_thousands + rural.num_fuel_users_thousands and the same for fuel_cons_tons. The source's Overall rows from the WHO/Stoner dataset are intentionally discarded; the modelled "Overall" share doesn't always equal the population-weighted average of the urban and rural shares, a</w:t>
-      </w:r>
-      <w:r>
-        <w:t>nd the tool prefers the arithmetic identity for consistency.</w:t>
+        <w:t>The overall row for each (country, fuel, year) is computed as the sum of the urban and rural rows for that combination — not taken from the source's "Overall" series. This guarantees overall.num_fuel_users_thousands = urban.num_fuel_users_thousands + rural.num_fuel_users_thousands and the same for fuel_cons_tons. The source's Overall rows from the WHO/Stoner dataset are intentionally discarded; the modelled "Overall" share doesn't always equal the population-weighted average of the urban and rural shares, and the tool prefers the arithmetic identity for consistency.</w:t>
       </w:r>
     </w:p>
     <w:p>
@@ -944,7 +943,11 @@
               <w:cnfStyle w:val="000000010000" w:firstRow="0" w:lastRow="0" w:firstColumn="0" w:lastColumn="0" w:oddVBand="0" w:evenVBand="0" w:oddHBand="0" w:evenHBand="1" w:firstRowFirstColumn="0" w:firstRowLastColumn="0" w:lastRowFirstColumn="0" w:lastRowLastColumn="0"/>
             </w:pPr>
             <w:r>
-              <w:t>Single file. The first two rows are a parameter preamble — end_year,efchratio then the values (e.g. 2050,6). Row 3 onward is the data table (header + rows). Designed for ingestion by downstream tools that expect a small named-parameter header above the data.</w:t>
+              <w:t xml:space="preserve">Single file. The first two rows are a parameter preamble — row 1 variable names, row 2 the matching values — carrying the run parameters and total demand per fuel (see "The CSV parameter preamble" below). Row 3 onward is the data table (header + rows). Designed for ingestion by downstream tools that expect a named-parameter header above the </w:t>
+            </w:r>
+            <w:r>
+              <w:lastRenderedPageBreak/>
+              <w:t>data.</w:t>
             </w:r>
           </w:p>
         </w:tc>
@@ -954,6 +957,895 @@
     <w:p>
       <w:r>
         <w:t>The text input above the buttons sets the filename stem — both downloads use it (with .xlsx and .csv extensions respectively). Illegal filename characters are stripped automatically.</w:t>
+      </w:r>
+    </w:p>
+    <w:p>
+      <w:pPr>
+        <w:pStyle w:val="Heading3"/>
+      </w:pPr>
+      <w:r>
+        <w:t>The CSV parameter preamble</w:t>
+      </w:r>
+    </w:p>
+    <w:p>
+      <w:r>
+        <w:t>The CSV export opens with a two-row parameter preamble: row 1 holds variable names, row 2 holds the matching values, column for column. The consumption data table begins on row 3. This lets a downstream tool read the run's settings and headline results straight off the top of the file without re-aggregating the data rows.</w:t>
+      </w:r>
+    </w:p>
+    <w:p>
+      <w:r>
+        <w:rPr>
+          <w:rFonts w:ascii="Consolas" w:hAnsi="Consolas"/>
+          <w:sz w:val="18"/>
+        </w:rPr>
+        <w:t>end_year,efchratio,nonres_wood_pct,nonres_charcoal_pct,demand_yr_start,demand_yr_end,demand_fw,demand_ch,demand_coal,demand_gas,demand_kero,demand_elec,demand_biogas,demand_eth,demand_pel,demand_impfw,demand_impch</w:t>
+      </w:r>
+    </w:p>
+    <w:p>
+      <w:r>
+        <w:rPr>
+          <w:rFonts w:ascii="Consolas" w:hAnsi="Consolas"/>
+          <w:sz w:val="18"/>
+        </w:rPr>
+        <w:t>2050,6,10,20,2026,2035,158876572,7045763,0,8530677,942834,148107,0,0,0,0,0</w:t>
+      </w:r>
+    </w:p>
+    <w:p>
+      <w:r>
+        <w:t>The parameter columns:</w:t>
+      </w:r>
+    </w:p>
+    <w:tbl>
+      <w:tblPr>
+        <w:tblStyle w:val="LightGrid-Accent1"/>
+        <w:tblW w:w="0" w:type="auto"/>
+        <w:tblLook w:val="04A0" w:firstRow="1" w:lastRow="0" w:firstColumn="1" w:lastColumn="0" w:noHBand="0" w:noVBand="1"/>
+      </w:tblPr>
+      <w:tblGrid>
+        <w:gridCol w:w="2880"/>
+        <w:gridCol w:w="2880"/>
+        <w:gridCol w:w="2880"/>
+      </w:tblGrid>
+      <w:tr>
+        <w:trPr>
+          <w:cnfStyle w:val="100000000000" w:firstRow="1" w:lastRow="0" w:firstColumn="0" w:lastColumn="0" w:oddVBand="0" w:evenVBand="0" w:oddHBand="0" w:evenHBand="0" w:firstRowFirstColumn="0" w:firstRowLastColumn="0" w:lastRowFirstColumn="0" w:lastRowLastColumn="0"/>
+        </w:trPr>
+        <w:tc>
+          <w:tcPr>
+            <w:cnfStyle w:val="001000000000" w:firstRow="0" w:lastRow="0" w:firstColumn="1" w:lastColumn="0" w:oddVBand="0" w:evenVBand="0" w:oddHBand="0" w:evenHBand="0" w:firstRowFirstColumn="0" w:firstRowLastColumn="0" w:lastRowFirstColumn="0" w:lastRowLastColumn="0"/>
+            <w:tcW w:w="2880" w:type="dxa"/>
+          </w:tcPr>
+          <w:p>
+            <w:r>
+              <w:t>Column</w:t>
+            </w:r>
+          </w:p>
+        </w:tc>
+        <w:tc>
+          <w:tcPr>
+            <w:tcW w:w="2880" w:type="dxa"/>
+          </w:tcPr>
+          <w:p>
+            <w:pPr>
+              <w:cnfStyle w:val="100000000000" w:firstRow="1" w:lastRow="0" w:firstColumn="0" w:lastColumn="0" w:oddVBand="0" w:evenVBand="0" w:oddHBand="0" w:evenHBand="0" w:firstRowFirstColumn="0" w:firstRowLastColumn="0" w:lastRowFirstColumn="0" w:lastRowLastColumn="0"/>
+            </w:pPr>
+            <w:r>
+              <w:t>Meaning</w:t>
+            </w:r>
+          </w:p>
+        </w:tc>
+        <w:tc>
+          <w:tcPr>
+            <w:tcW w:w="2880" w:type="dxa"/>
+          </w:tcPr>
+          <w:p>
+            <w:pPr>
+              <w:cnfStyle w:val="100000000000" w:firstRow="1" w:lastRow="0" w:firstColumn="0" w:lastColumn="0" w:oddVBand="0" w:evenVBand="0" w:oddHBand="0" w:evenHBand="0" w:firstRowFirstColumn="0" w:firstRowLastColumn="0" w:lastRowFirstColumn="0" w:lastRowLastColumn="0"/>
+            </w:pPr>
+            <w:r>
+              <w:t>Units</w:t>
+            </w:r>
+          </w:p>
+        </w:tc>
+      </w:tr>
+      <w:tr>
+        <w:trPr>
+          <w:cnfStyle w:val="000000100000" w:firstRow="0" w:lastRow="0" w:firstColumn="0" w:lastColumn="0" w:oddVBand="0" w:evenVBand="0" w:oddHBand="1" w:evenHBand="0" w:firstRowFirstColumn="0" w:firstRowLastColumn="0" w:lastRowFirstColumn="0" w:lastRowLastColumn="0"/>
+        </w:trPr>
+        <w:tc>
+          <w:tcPr>
+            <w:cnfStyle w:val="001000000000" w:firstRow="0" w:lastRow="0" w:firstColumn="1" w:lastColumn="0" w:oddVBand="0" w:evenVBand="0" w:oddHBand="0" w:evenHBand="0" w:firstRowFirstColumn="0" w:firstRowLastColumn="0" w:lastRowFirstColumn="0" w:lastRowLastColumn="0"/>
+            <w:tcW w:w="2880" w:type="dxa"/>
+          </w:tcPr>
+          <w:p>
+            <w:r>
+              <w:t>end_year</w:t>
+            </w:r>
+          </w:p>
+        </w:tc>
+        <w:tc>
+          <w:tcPr>
+            <w:tcW w:w="2880" w:type="dxa"/>
+          </w:tcPr>
+          <w:p>
+            <w:pPr>
+              <w:cnfStyle w:val="000000100000" w:firstRow="0" w:lastRow="0" w:firstColumn="0" w:lastColumn="0" w:oddVBand="0" w:evenVBand="0" w:oddHBand="1" w:evenHBand="0" w:firstRowFirstColumn="0" w:firstRowLastColumn="0" w:lastRowFirstColumn="0" w:lastRowLastColumn="0"/>
+            </w:pPr>
+            <w:r>
+              <w:t>Last projection year, from the sidebar slider.</w:t>
+            </w:r>
+          </w:p>
+        </w:tc>
+        <w:tc>
+          <w:tcPr>
+            <w:tcW w:w="2880" w:type="dxa"/>
+          </w:tcPr>
+          <w:p>
+            <w:pPr>
+              <w:cnfStyle w:val="000000100000" w:firstRow="0" w:lastRow="0" w:firstColumn="0" w:lastColumn="0" w:oddVBand="0" w:evenVBand="0" w:oddHBand="1" w:evenHBand="0" w:firstRowFirstColumn="0" w:firstRowLastColumn="0" w:lastRowFirstColumn="0" w:lastRowLastColumn="0"/>
+            </w:pPr>
+            <w:r>
+              <w:t>year</w:t>
+            </w:r>
+          </w:p>
+        </w:tc>
+      </w:tr>
+      <w:tr>
+        <w:trPr>
+          <w:cnfStyle w:val="000000010000" w:firstRow="0" w:lastRow="0" w:firstColumn="0" w:lastColumn="0" w:oddVBand="0" w:evenVBand="0" w:oddHBand="0" w:evenHBand="1" w:firstRowFirstColumn="0" w:firstRowLastColumn="0" w:lastRowFirstColumn="0" w:lastRowLastColumn="0"/>
+        </w:trPr>
+        <w:tc>
+          <w:tcPr>
+            <w:cnfStyle w:val="001000000000" w:firstRow="0" w:lastRow="0" w:firstColumn="1" w:lastColumn="0" w:oddVBand="0" w:evenVBand="0" w:oddHBand="0" w:evenHBand="0" w:firstRowFirstColumn="0" w:firstRowLastColumn="0" w:lastRowFirstColumn="0" w:lastRowLastColumn="0"/>
+            <w:tcW w:w="2880" w:type="dxa"/>
+          </w:tcPr>
+          <w:p>
+            <w:r>
+              <w:t>efchratio</w:t>
+            </w:r>
+          </w:p>
+        </w:tc>
+        <w:tc>
+          <w:tcPr>
+            <w:tcW w:w="2880" w:type="dxa"/>
+          </w:tcPr>
+          <w:p>
+            <w:pPr>
+              <w:cnfStyle w:val="000000010000" w:firstRow="0" w:lastRow="0" w:firstColumn="0" w:lastColumn="0" w:oddVBand="0" w:evenVBand="0" w:oddHBand="0" w:evenHBand="1" w:firstRowFirstColumn="0" w:firstRowLastColumn="0" w:lastRowFirstColumn="0" w:lastRowLastColumn="0"/>
+            </w:pPr>
+            <w:r>
+              <w:t>Wood-to-charcoal kiln yield (§ 3.2), already applied to charcoal rows.</w:t>
+            </w:r>
+          </w:p>
+        </w:tc>
+        <w:tc>
+          <w:tcPr>
+            <w:tcW w:w="2880" w:type="dxa"/>
+          </w:tcPr>
+          <w:p>
+            <w:pPr>
+              <w:cnfStyle w:val="000000010000" w:firstRow="0" w:lastRow="0" w:firstColumn="0" w:lastColumn="0" w:oddVBand="0" w:evenVBand="0" w:oddHBand="0" w:evenHBand="1" w:firstRowFirstColumn="0" w:firstRowLastColumn="0" w:lastRowFirstColumn="0" w:lastRowLastColumn="0"/>
+            </w:pPr>
+            <w:r>
+              <w:t>kg wood / kg charcoal</w:t>
+            </w:r>
+          </w:p>
+        </w:tc>
+      </w:tr>
+      <w:tr>
+        <w:trPr>
+          <w:cnfStyle w:val="000000100000" w:firstRow="0" w:lastRow="0" w:firstColumn="0" w:lastColumn="0" w:oddVBand="0" w:evenVBand="0" w:oddHBand="1" w:evenHBand="0" w:firstRowFirstColumn="0" w:firstRowLastColumn="0" w:lastRowFirstColumn="0" w:lastRowLastColumn="0"/>
+        </w:trPr>
+        <w:tc>
+          <w:tcPr>
+            <w:cnfStyle w:val="001000000000" w:firstRow="0" w:lastRow="0" w:firstColumn="1" w:lastColumn="0" w:oddVBand="0" w:evenVBand="0" w:oddHBand="0" w:evenHBand="0" w:firstRowFirstColumn="0" w:firstRowLastColumn="0" w:lastRowFirstColumn="0" w:lastRowLastColumn="0"/>
+            <w:tcW w:w="2880" w:type="dxa"/>
+          </w:tcPr>
+          <w:p>
+            <w:r>
+              <w:t>nonres_wood_pct</w:t>
+            </w:r>
+          </w:p>
+        </w:tc>
+        <w:tc>
+          <w:tcPr>
+            <w:tcW w:w="2880" w:type="dxa"/>
+          </w:tcPr>
+          <w:p>
+            <w:pPr>
+              <w:cnfStyle w:val="000000100000" w:firstRow="0" w:lastRow="0" w:firstColumn="0" w:lastColumn="0" w:oddVBand="0" w:evenVBand="0" w:oddHBand="1" w:evenHBand="0" w:firstRowFirstColumn="0" w:firstRowLastColumn="0" w:lastRowFirstColumn="0" w:lastRowLastColumn="0"/>
+            </w:pPr>
+            <w:r>
+              <w:t>Non-residential uplift applied to fuelwood and imp_fuelwood. 0 when the option is switched off — a 0% uplift is equivalent to not applying it, so there is no separate on/off flag.</w:t>
+            </w:r>
+          </w:p>
+        </w:tc>
+        <w:tc>
+          <w:tcPr>
+            <w:tcW w:w="2880" w:type="dxa"/>
+          </w:tcPr>
+          <w:p>
+            <w:pPr>
+              <w:cnfStyle w:val="000000100000" w:firstRow="0" w:lastRow="0" w:firstColumn="0" w:lastColumn="0" w:oddVBand="0" w:evenVBand="0" w:oddHBand="1" w:evenHBand="0" w:firstRowFirstColumn="0" w:firstRowLastColumn="0" w:lastRowFirstColumn="0" w:lastRowLastColumn="0"/>
+            </w:pPr>
+            <w:r>
+              <w:t>percent</w:t>
+            </w:r>
+          </w:p>
+        </w:tc>
+      </w:tr>
+      <w:tr>
+        <w:trPr>
+          <w:cnfStyle w:val="000000010000" w:firstRow="0" w:lastRow="0" w:firstColumn="0" w:lastColumn="0" w:oddVBand="0" w:evenVBand="0" w:oddHBand="0" w:evenHBand="1" w:firstRowFirstColumn="0" w:firstRowLastColumn="0" w:lastRowFirstColumn="0" w:lastRowLastColumn="0"/>
+        </w:trPr>
+        <w:tc>
+          <w:tcPr>
+            <w:cnfStyle w:val="001000000000" w:firstRow="0" w:lastRow="0" w:firstColumn="1" w:lastColumn="0" w:oddVBand="0" w:evenVBand="0" w:oddHBand="0" w:evenHBand="0" w:firstRowFirstColumn="0" w:firstRowLastColumn="0" w:lastRowFirstColumn="0" w:lastRowLastColumn="0"/>
+            <w:tcW w:w="2880" w:type="dxa"/>
+          </w:tcPr>
+          <w:p>
+            <w:r>
+              <w:t>nonres_charcoal_pct</w:t>
+            </w:r>
+          </w:p>
+        </w:tc>
+        <w:tc>
+          <w:tcPr>
+            <w:tcW w:w="2880" w:type="dxa"/>
+          </w:tcPr>
+          <w:p>
+            <w:pPr>
+              <w:cnfStyle w:val="000000010000" w:firstRow="0" w:lastRow="0" w:firstColumn="0" w:lastColumn="0" w:oddVBand="0" w:evenVBand="0" w:oddHBand="0" w:evenHBand="1" w:firstRowFirstColumn="0" w:firstRowLastColumn="0" w:lastRowFirstColumn="0" w:lastRowLastColumn="0"/>
+            </w:pPr>
+            <w:r>
+              <w:t>Non-residential uplift applied to charcoal and imp_charcoal. 0 when switched off.</w:t>
+            </w:r>
+          </w:p>
+        </w:tc>
+        <w:tc>
+          <w:tcPr>
+            <w:tcW w:w="2880" w:type="dxa"/>
+          </w:tcPr>
+          <w:p>
+            <w:pPr>
+              <w:cnfStyle w:val="000000010000" w:firstRow="0" w:lastRow="0" w:firstColumn="0" w:lastColumn="0" w:oddVBand="0" w:evenVBand="0" w:oddHBand="0" w:evenHBand="1" w:firstRowFirstColumn="0" w:firstRowLastColumn="0" w:lastRowFirstColumn="0" w:lastRowLastColumn="0"/>
+            </w:pPr>
+            <w:r>
+              <w:t>percent</w:t>
+            </w:r>
+          </w:p>
+        </w:tc>
+      </w:tr>
+      <w:tr>
+        <w:trPr>
+          <w:cnfStyle w:val="000000100000" w:firstRow="0" w:lastRow="0" w:firstColumn="0" w:lastColumn="0" w:oddVBand="0" w:evenVBand="0" w:oddHBand="1" w:evenHBand="0" w:firstRowFirstColumn="0" w:firstRowLastColumn="0" w:lastRowFirstColumn="0" w:lastRowLastColumn="0"/>
+        </w:trPr>
+        <w:tc>
+          <w:tcPr>
+            <w:cnfStyle w:val="001000000000" w:firstRow="0" w:lastRow="0" w:firstColumn="1" w:lastColumn="0" w:oddVBand="0" w:evenVBand="0" w:oddHBand="0" w:evenHBand="0" w:firstRowFirstColumn="0" w:firstRowLastColumn="0" w:lastRowFirstColumn="0" w:lastRowLastColumn="0"/>
+            <w:tcW w:w="2880" w:type="dxa"/>
+          </w:tcPr>
+          <w:p>
+            <w:r>
+              <w:t>demand_yr_start, demand_yr_end</w:t>
+            </w:r>
+          </w:p>
+        </w:tc>
+        <w:tc>
+          <w:tcPr>
+            <w:tcW w:w="2880" w:type="dxa"/>
+          </w:tcPr>
+          <w:p>
+            <w:pPr>
+              <w:cnfStyle w:val="000000100000" w:firstRow="0" w:lastRow="0" w:firstColumn="0" w:lastColumn="0" w:oddVBand="0" w:evenVBand="0" w:oddHBand="1" w:evenHBand="0" w:firstRowFirstColumn="0" w:firstRowLastColumn="0" w:lastRowFirstColumn="0" w:lastRowLastColumn="0"/>
+            </w:pPr>
+            <w:r>
+              <w:t>The year window the demand_* totals were summed over. Normally 2026–2035; clipped if the end-year filter stops earlier.</w:t>
+            </w:r>
+          </w:p>
+        </w:tc>
+        <w:tc>
+          <w:tcPr>
+            <w:tcW w:w="2880" w:type="dxa"/>
+          </w:tcPr>
+          <w:p>
+            <w:pPr>
+              <w:cnfStyle w:val="000000100000" w:firstRow="0" w:lastRow="0" w:firstColumn="0" w:lastColumn="0" w:oddVBand="0" w:evenVBand="0" w:oddHBand="1" w:evenHBand="0" w:firstRowFirstColumn="0" w:firstRowLastColumn="0" w:lastRowFirstColumn="0" w:lastRowLastColumn="0"/>
+            </w:pPr>
+            <w:r>
+              <w:t>year</w:t>
+            </w:r>
+          </w:p>
+        </w:tc>
+      </w:tr>
+      <w:tr>
+        <w:trPr>
+          <w:cnfStyle w:val="000000010000" w:firstRow="0" w:lastRow="0" w:firstColumn="0" w:lastColumn="0" w:oddVBand="0" w:evenVBand="0" w:oddHBand="0" w:evenHBand="1" w:firstRowFirstColumn="0" w:firstRowLastColumn="0" w:lastRowFirstColumn="0" w:lastRowLastColumn="0"/>
+        </w:trPr>
+        <w:tc>
+          <w:tcPr>
+            <w:cnfStyle w:val="001000000000" w:firstRow="0" w:lastRow="0" w:firstColumn="1" w:lastColumn="0" w:oddVBand="0" w:evenVBand="0" w:oddHBand="0" w:evenHBand="0" w:firstRowFirstColumn="0" w:firstRowLastColumn="0" w:lastRowFirstColumn="0" w:lastRowLastColumn="0"/>
+            <w:tcW w:w="2880" w:type="dxa"/>
+          </w:tcPr>
+          <w:p>
+            <w:r>
+              <w:t>demand_&lt;fuel&gt;</w:t>
+            </w:r>
+          </w:p>
+        </w:tc>
+        <w:tc>
+          <w:tcPr>
+            <w:tcW w:w="2880" w:type="dxa"/>
+          </w:tcPr>
+          <w:p>
+            <w:pPr>
+              <w:cnfStyle w:val="000000010000" w:firstRow="0" w:lastRow="0" w:firstColumn="0" w:lastColumn="0" w:oddVBand="0" w:evenVBand="0" w:oddHBand="0" w:evenHBand="1" w:firstRowFirstColumn="0" w:firstRowLastColumn="0" w:lastRowFirstColumn="0" w:lastRowLastColumn="0"/>
+            </w:pPr>
+            <w:r>
+              <w:t>Total consumption of that fuel over the demand window — one value per fuel. See the mapping table below.</w:t>
+            </w:r>
+          </w:p>
+        </w:tc>
+        <w:tc>
+          <w:tcPr>
+            <w:tcW w:w="2880" w:type="dxa"/>
+          </w:tcPr>
+          <w:p>
+            <w:pPr>
+              <w:cnfStyle w:val="000000010000" w:firstRow="0" w:lastRow="0" w:firstColumn="0" w:lastColumn="0" w:oddVBand="0" w:evenVBand="0" w:oddHBand="0" w:evenHBand="1" w:firstRowFirstColumn="0" w:firstRowLastColumn="0" w:lastRowFirstColumn="0" w:lastRowLastColumn="0"/>
+            </w:pPr>
+            <w:r>
+              <w:t>tons (MWh for demand_elec)</w:t>
+            </w:r>
+          </w:p>
+        </w:tc>
+      </w:tr>
+    </w:tbl>
+    <w:p/>
+    <w:p>
+      <w:pPr>
+        <w:pStyle w:val="Heading4"/>
+      </w:pPr>
+      <w:r>
+        <w:rPr>
+          <w:i w:val="0"/>
+        </w:rPr>
+        <w:t>Demand columns</w:t>
+      </w:r>
+    </w:p>
+    <w:p>
+      <w:r>
+        <w:t>Each demand_&lt;fuel&gt; value is the total consumption of that fuel summed over the demand window, across the countries currently selected in the sidebar, using the overall area rows (overall = urban + rural, so this is a national total and is not double-counted against the urban and rural rows). Values reflect everything applied to the data rows below: inline edits, the kiln yield, and the non-residential uplift.</w:t>
+      </w:r>
+    </w:p>
+    <w:p>
+      <w:r>
+        <w:t>All eleven fuels are always written, in the fixed order below, with 0 for any fuel that is deselected in the sidebar or carries a zero share. The preamble layout is therefore identical between exports, so a downstream parser can rely on a constant schema.</w:t>
+      </w:r>
+    </w:p>
+    <w:tbl>
+      <w:tblPr>
+        <w:tblStyle w:val="LightGrid-Accent1"/>
+        <w:tblW w:w="0" w:type="auto"/>
+        <w:tblLook w:val="04A0" w:firstRow="1" w:lastRow="0" w:firstColumn="1" w:lastColumn="0" w:noHBand="0" w:noVBand="1"/>
+      </w:tblPr>
+      <w:tblGrid>
+        <w:gridCol w:w="2880"/>
+        <w:gridCol w:w="2880"/>
+        <w:gridCol w:w="2880"/>
+      </w:tblGrid>
+      <w:tr>
+        <w:trPr>
+          <w:cnfStyle w:val="100000000000" w:firstRow="1" w:lastRow="0" w:firstColumn="0" w:lastColumn="0" w:oddVBand="0" w:evenVBand="0" w:oddHBand="0" w:evenHBand="0" w:firstRowFirstColumn="0" w:firstRowLastColumn="0" w:lastRowFirstColumn="0" w:lastRowLastColumn="0"/>
+        </w:trPr>
+        <w:tc>
+          <w:tcPr>
+            <w:cnfStyle w:val="001000000000" w:firstRow="0" w:lastRow="0" w:firstColumn="1" w:lastColumn="0" w:oddVBand="0" w:evenVBand="0" w:oddHBand="0" w:evenHBand="0" w:firstRowFirstColumn="0" w:firstRowLastColumn="0" w:lastRowFirstColumn="0" w:lastRowLastColumn="0"/>
+            <w:tcW w:w="2880" w:type="dxa"/>
+          </w:tcPr>
+          <w:p>
+            <w:r>
+              <w:t>Column</w:t>
+            </w:r>
+          </w:p>
+        </w:tc>
+        <w:tc>
+          <w:tcPr>
+            <w:tcW w:w="2880" w:type="dxa"/>
+          </w:tcPr>
+          <w:p>
+            <w:pPr>
+              <w:cnfStyle w:val="100000000000" w:firstRow="1" w:lastRow="0" w:firstColumn="0" w:lastColumn="0" w:oddVBand="0" w:evenVBand="0" w:oddHBand="0" w:evenHBand="0" w:firstRowFirstColumn="0" w:firstRowLastColumn="0" w:lastRowFirstColumn="0" w:lastRowLastColumn="0"/>
+            </w:pPr>
+            <w:r>
+              <w:t>Fuel</w:t>
+            </w:r>
+          </w:p>
+        </w:tc>
+        <w:tc>
+          <w:tcPr>
+            <w:tcW w:w="2880" w:type="dxa"/>
+          </w:tcPr>
+          <w:p>
+            <w:pPr>
+              <w:cnfStyle w:val="100000000000" w:firstRow="1" w:lastRow="0" w:firstColumn="0" w:lastColumn="0" w:oddVBand="0" w:evenVBand="0" w:oddHBand="0" w:evenHBand="0" w:firstRowFirstColumn="0" w:firstRowLastColumn="0" w:lastRowFirstColumn="0" w:lastRowLastColumn="0"/>
+            </w:pPr>
+            <w:r>
+              <w:t>Units</w:t>
+            </w:r>
+          </w:p>
+        </w:tc>
+      </w:tr>
+      <w:tr>
+        <w:trPr>
+          <w:cnfStyle w:val="000000100000" w:firstRow="0" w:lastRow="0" w:firstColumn="0" w:lastColumn="0" w:oddVBand="0" w:evenVBand="0" w:oddHBand="1" w:evenHBand="0" w:firstRowFirstColumn="0" w:firstRowLastColumn="0" w:lastRowFirstColumn="0" w:lastRowLastColumn="0"/>
+        </w:trPr>
+        <w:tc>
+          <w:tcPr>
+            <w:cnfStyle w:val="001000000000" w:firstRow="0" w:lastRow="0" w:firstColumn="1" w:lastColumn="0" w:oddVBand="0" w:evenVBand="0" w:oddHBand="0" w:evenHBand="0" w:firstRowFirstColumn="0" w:firstRowLastColumn="0" w:lastRowFirstColumn="0" w:lastRowLastColumn="0"/>
+            <w:tcW w:w="2880" w:type="dxa"/>
+          </w:tcPr>
+          <w:p>
+            <w:r>
+              <w:t>demand_fw</w:t>
+            </w:r>
+          </w:p>
+        </w:tc>
+        <w:tc>
+          <w:tcPr>
+            <w:tcW w:w="2880" w:type="dxa"/>
+          </w:tcPr>
+          <w:p>
+            <w:pPr>
+              <w:cnfStyle w:val="000000100000" w:firstRow="0" w:lastRow="0" w:firstColumn="0" w:lastColumn="0" w:oddVBand="0" w:evenVBand="0" w:oddHBand="1" w:evenHBand="0" w:firstRowFirstColumn="0" w:firstRowLastColumn="0" w:lastRowFirstColumn="0" w:lastRowLastColumn="0"/>
+            </w:pPr>
+            <w:r>
+              <w:t>fuelwood</w:t>
+            </w:r>
+          </w:p>
+        </w:tc>
+        <w:tc>
+          <w:tcPr>
+            <w:tcW w:w="2880" w:type="dxa"/>
+          </w:tcPr>
+          <w:p>
+            <w:pPr>
+              <w:cnfStyle w:val="000000100000" w:firstRow="0" w:lastRow="0" w:firstColumn="0" w:lastColumn="0" w:oddVBand="0" w:evenVBand="0" w:oddHBand="1" w:evenHBand="0" w:firstRowFirstColumn="0" w:firstRowLastColumn="0" w:lastRowFirstColumn="0" w:lastRowLastColumn="0"/>
+            </w:pPr>
+            <w:r>
+              <w:t>oven-dry tons</w:t>
+            </w:r>
+          </w:p>
+        </w:tc>
+      </w:tr>
+      <w:tr>
+        <w:trPr>
+          <w:cnfStyle w:val="000000010000" w:firstRow="0" w:lastRow="0" w:firstColumn="0" w:lastColumn="0" w:oddVBand="0" w:evenVBand="0" w:oddHBand="0" w:evenHBand="1" w:firstRowFirstColumn="0" w:firstRowLastColumn="0" w:lastRowFirstColumn="0" w:lastRowLastColumn="0"/>
+        </w:trPr>
+        <w:tc>
+          <w:tcPr>
+            <w:cnfStyle w:val="001000000000" w:firstRow="0" w:lastRow="0" w:firstColumn="1" w:lastColumn="0" w:oddVBand="0" w:evenVBand="0" w:oddHBand="0" w:evenHBand="0" w:firstRowFirstColumn="0" w:firstRowLastColumn="0" w:lastRowFirstColumn="0" w:lastRowLastColumn="0"/>
+            <w:tcW w:w="2880" w:type="dxa"/>
+          </w:tcPr>
+          <w:p>
+            <w:r>
+              <w:t>demand_ch</w:t>
+            </w:r>
+          </w:p>
+        </w:tc>
+        <w:tc>
+          <w:tcPr>
+            <w:tcW w:w="2880" w:type="dxa"/>
+          </w:tcPr>
+          <w:p>
+            <w:pPr>
+              <w:cnfStyle w:val="000000010000" w:firstRow="0" w:lastRow="0" w:firstColumn="0" w:lastColumn="0" w:oddVBand="0" w:evenVBand="0" w:oddHBand="0" w:evenHBand="1" w:firstRowFirstColumn="0" w:firstRowLastColumn="0" w:lastRowFirstColumn="0" w:lastRowLastColumn="0"/>
+            </w:pPr>
+            <w:r>
+              <w:t>charcoal</w:t>
+            </w:r>
+          </w:p>
+        </w:tc>
+        <w:tc>
+          <w:tcPr>
+            <w:tcW w:w="2880" w:type="dxa"/>
+          </w:tcPr>
+          <w:p>
+            <w:pPr>
+              <w:cnfStyle w:val="000000010000" w:firstRow="0" w:lastRow="0" w:firstColumn="0" w:lastColumn="0" w:oddVBand="0" w:evenVBand="0" w:oddHBand="0" w:evenHBand="1" w:firstRowFirstColumn="0" w:firstRowLastColumn="0" w:lastRowFirstColumn="0" w:lastRowLastColumn="0"/>
+            </w:pPr>
+            <w:r>
+              <w:t>tons of fuelwood-equivalent biomass (kiln yield applied)</w:t>
+            </w:r>
+          </w:p>
+        </w:tc>
+      </w:tr>
+      <w:tr>
+        <w:trPr>
+          <w:cnfStyle w:val="000000100000" w:firstRow="0" w:lastRow="0" w:firstColumn="0" w:lastColumn="0" w:oddVBand="0" w:evenVBand="0" w:oddHBand="1" w:evenHBand="0" w:firstRowFirstColumn="0" w:firstRowLastColumn="0" w:lastRowFirstColumn="0" w:lastRowLastColumn="0"/>
+        </w:trPr>
+        <w:tc>
+          <w:tcPr>
+            <w:cnfStyle w:val="001000000000" w:firstRow="0" w:lastRow="0" w:firstColumn="1" w:lastColumn="0" w:oddVBand="0" w:evenVBand="0" w:oddHBand="0" w:evenHBand="0" w:firstRowFirstColumn="0" w:firstRowLastColumn="0" w:lastRowFirstColumn="0" w:lastRowLastColumn="0"/>
+            <w:tcW w:w="2880" w:type="dxa"/>
+          </w:tcPr>
+          <w:p>
+            <w:r>
+              <w:t>demand_coal</w:t>
+            </w:r>
+          </w:p>
+        </w:tc>
+        <w:tc>
+          <w:tcPr>
+            <w:tcW w:w="2880" w:type="dxa"/>
+          </w:tcPr>
+          <w:p>
+            <w:pPr>
+              <w:cnfStyle w:val="000000100000" w:firstRow="0" w:lastRow="0" w:firstColumn="0" w:lastColumn="0" w:oddVBand="0" w:evenVBand="0" w:oddHBand="1" w:evenHBand="0" w:firstRowFirstColumn="0" w:firstRowLastColumn="0" w:lastRowFirstColumn="0" w:lastRowLastColumn="0"/>
+            </w:pPr>
+            <w:r>
+              <w:t>coal</w:t>
+            </w:r>
+          </w:p>
+        </w:tc>
+        <w:tc>
+          <w:tcPr>
+            <w:tcW w:w="2880" w:type="dxa"/>
+          </w:tcPr>
+          <w:p>
+            <w:pPr>
+              <w:cnfStyle w:val="000000100000" w:firstRow="0" w:lastRow="0" w:firstColumn="0" w:lastColumn="0" w:oddVBand="0" w:evenVBand="0" w:oddHBand="1" w:evenHBand="0" w:firstRowFirstColumn="0" w:firstRowLastColumn="0" w:lastRowFirstColumn="0" w:lastRowLastColumn="0"/>
+            </w:pPr>
+            <w:r>
+              <w:t>tons</w:t>
+            </w:r>
+          </w:p>
+        </w:tc>
+      </w:tr>
+      <w:tr>
+        <w:trPr>
+          <w:cnfStyle w:val="000000010000" w:firstRow="0" w:lastRow="0" w:firstColumn="0" w:lastColumn="0" w:oddVBand="0" w:evenVBand="0" w:oddHBand="0" w:evenHBand="1" w:firstRowFirstColumn="0" w:firstRowLastColumn="0" w:lastRowFirstColumn="0" w:lastRowLastColumn="0"/>
+        </w:trPr>
+        <w:tc>
+          <w:tcPr>
+            <w:cnfStyle w:val="001000000000" w:firstRow="0" w:lastRow="0" w:firstColumn="1" w:lastColumn="0" w:oddVBand="0" w:evenVBand="0" w:oddHBand="0" w:evenHBand="0" w:firstRowFirstColumn="0" w:firstRowLastColumn="0" w:lastRowFirstColumn="0" w:lastRowLastColumn="0"/>
+            <w:tcW w:w="2880" w:type="dxa"/>
+          </w:tcPr>
+          <w:p>
+            <w:r>
+              <w:t>demand_gas</w:t>
+            </w:r>
+          </w:p>
+        </w:tc>
+        <w:tc>
+          <w:tcPr>
+            <w:tcW w:w="2880" w:type="dxa"/>
+          </w:tcPr>
+          <w:p>
+            <w:pPr>
+              <w:cnfStyle w:val="000000010000" w:firstRow="0" w:lastRow="0" w:firstColumn="0" w:lastColumn="0" w:oddVBand="0" w:evenVBand="0" w:oddHBand="0" w:evenHBand="1" w:firstRowFirstColumn="0" w:firstRowLastColumn="0" w:lastRowFirstColumn="0" w:lastRowLastColumn="0"/>
+            </w:pPr>
+            <w:r>
+              <w:t>gas</w:t>
+            </w:r>
+          </w:p>
+        </w:tc>
+        <w:tc>
+          <w:tcPr>
+            <w:tcW w:w="2880" w:type="dxa"/>
+          </w:tcPr>
+          <w:p>
+            <w:pPr>
+              <w:cnfStyle w:val="000000010000" w:firstRow="0" w:lastRow="0" w:firstColumn="0" w:lastColumn="0" w:oddVBand="0" w:evenVBand="0" w:oddHBand="0" w:evenHBand="1" w:firstRowFirstColumn="0" w:firstRowLastColumn="0" w:lastRowFirstColumn="0" w:lastRowLastColumn="0"/>
+            </w:pPr>
+            <w:r>
+              <w:t>tons</w:t>
+            </w:r>
+          </w:p>
+        </w:tc>
+      </w:tr>
+      <w:tr>
+        <w:trPr>
+          <w:cnfStyle w:val="000000100000" w:firstRow="0" w:lastRow="0" w:firstColumn="0" w:lastColumn="0" w:oddVBand="0" w:evenVBand="0" w:oddHBand="1" w:evenHBand="0" w:firstRowFirstColumn="0" w:firstRowLastColumn="0" w:lastRowFirstColumn="0" w:lastRowLastColumn="0"/>
+        </w:trPr>
+        <w:tc>
+          <w:tcPr>
+            <w:cnfStyle w:val="001000000000" w:firstRow="0" w:lastRow="0" w:firstColumn="1" w:lastColumn="0" w:oddVBand="0" w:evenVBand="0" w:oddHBand="0" w:evenHBand="0" w:firstRowFirstColumn="0" w:firstRowLastColumn="0" w:lastRowFirstColumn="0" w:lastRowLastColumn="0"/>
+            <w:tcW w:w="2880" w:type="dxa"/>
+          </w:tcPr>
+          <w:p>
+            <w:r>
+              <w:t>demand_kero</w:t>
+            </w:r>
+          </w:p>
+        </w:tc>
+        <w:tc>
+          <w:tcPr>
+            <w:tcW w:w="2880" w:type="dxa"/>
+          </w:tcPr>
+          <w:p>
+            <w:pPr>
+              <w:cnfStyle w:val="000000100000" w:firstRow="0" w:lastRow="0" w:firstColumn="0" w:lastColumn="0" w:oddVBand="0" w:evenVBand="0" w:oddHBand="1" w:evenHBand="0" w:firstRowFirstColumn="0" w:firstRowLastColumn="0" w:lastRowFirstColumn="0" w:lastRowLastColumn="0"/>
+            </w:pPr>
+            <w:r>
+              <w:t>kerosene</w:t>
+            </w:r>
+          </w:p>
+        </w:tc>
+        <w:tc>
+          <w:tcPr>
+            <w:tcW w:w="2880" w:type="dxa"/>
+          </w:tcPr>
+          <w:p>
+            <w:pPr>
+              <w:cnfStyle w:val="000000100000" w:firstRow="0" w:lastRow="0" w:firstColumn="0" w:lastColumn="0" w:oddVBand="0" w:evenVBand="0" w:oddHBand="1" w:evenHBand="0" w:firstRowFirstColumn="0" w:firstRowLastColumn="0" w:lastRowFirstColumn="0" w:lastRowLastColumn="0"/>
+            </w:pPr>
+            <w:r>
+              <w:t>tons</w:t>
+            </w:r>
+          </w:p>
+        </w:tc>
+      </w:tr>
+      <w:tr>
+        <w:trPr>
+          <w:cnfStyle w:val="000000010000" w:firstRow="0" w:lastRow="0" w:firstColumn="0" w:lastColumn="0" w:oddVBand="0" w:evenVBand="0" w:oddHBand="0" w:evenHBand="1" w:firstRowFirstColumn="0" w:firstRowLastColumn="0" w:lastRowFirstColumn="0" w:lastRowLastColumn="0"/>
+        </w:trPr>
+        <w:tc>
+          <w:tcPr>
+            <w:cnfStyle w:val="001000000000" w:firstRow="0" w:lastRow="0" w:firstColumn="1" w:lastColumn="0" w:oddVBand="0" w:evenVBand="0" w:oddHBand="0" w:evenHBand="0" w:firstRowFirstColumn="0" w:firstRowLastColumn="0" w:lastRowFirstColumn="0" w:lastRowLastColumn="0"/>
+            <w:tcW w:w="2880" w:type="dxa"/>
+          </w:tcPr>
+          <w:p>
+            <w:r>
+              <w:t>demand_elec</w:t>
+            </w:r>
+          </w:p>
+        </w:tc>
+        <w:tc>
+          <w:tcPr>
+            <w:tcW w:w="2880" w:type="dxa"/>
+          </w:tcPr>
+          <w:p>
+            <w:pPr>
+              <w:cnfStyle w:val="000000010000" w:firstRow="0" w:lastRow="0" w:firstColumn="0" w:lastColumn="0" w:oddVBand="0" w:evenVBand="0" w:oddHBand="0" w:evenHBand="1" w:firstRowFirstColumn="0" w:firstRowLastColumn="0" w:lastRowFirstColumn="0" w:lastRowLastColumn="0"/>
+            </w:pPr>
+            <w:r>
+              <w:t>electric</w:t>
+            </w:r>
+          </w:p>
+        </w:tc>
+        <w:tc>
+          <w:tcPr>
+            <w:tcW w:w="2880" w:type="dxa"/>
+          </w:tcPr>
+          <w:p>
+            <w:pPr>
+              <w:cnfStyle w:val="000000010000" w:firstRow="0" w:lastRow="0" w:firstColumn="0" w:lastColumn="0" w:oddVBand="0" w:evenVBand="0" w:oddHBand="0" w:evenHBand="1" w:firstRowFirstColumn="0" w:firstRowLastColumn="0" w:lastRowFirstColumn="0" w:lastRowLastColumn="0"/>
+            </w:pPr>
+            <w:r>
+              <w:t>MWh</w:t>
+            </w:r>
+          </w:p>
+        </w:tc>
+      </w:tr>
+      <w:tr>
+        <w:trPr>
+          <w:cnfStyle w:val="000000100000" w:firstRow="0" w:lastRow="0" w:firstColumn="0" w:lastColumn="0" w:oddVBand="0" w:evenVBand="0" w:oddHBand="1" w:evenHBand="0" w:firstRowFirstColumn="0" w:firstRowLastColumn="0" w:lastRowFirstColumn="0" w:lastRowLastColumn="0"/>
+        </w:trPr>
+        <w:tc>
+          <w:tcPr>
+            <w:cnfStyle w:val="001000000000" w:firstRow="0" w:lastRow="0" w:firstColumn="1" w:lastColumn="0" w:oddVBand="0" w:evenVBand="0" w:oddHBand="0" w:evenHBand="0" w:firstRowFirstColumn="0" w:firstRowLastColumn="0" w:lastRowFirstColumn="0" w:lastRowLastColumn="0"/>
+            <w:tcW w:w="2880" w:type="dxa"/>
+          </w:tcPr>
+          <w:p>
+            <w:r>
+              <w:t>demand_biogas</w:t>
+            </w:r>
+          </w:p>
+        </w:tc>
+        <w:tc>
+          <w:tcPr>
+            <w:tcW w:w="2880" w:type="dxa"/>
+          </w:tcPr>
+          <w:p>
+            <w:pPr>
+              <w:cnfStyle w:val="000000100000" w:firstRow="0" w:lastRow="0" w:firstColumn="0" w:lastColumn="0" w:oddVBand="0" w:evenVBand="0" w:oddHBand="1" w:evenHBand="0" w:firstRowFirstColumn="0" w:firstRowLastColumn="0" w:lastRowFirstColumn="0" w:lastRowLastColumn="0"/>
+            </w:pPr>
+            <w:r>
+              <w:t>biogas</w:t>
+            </w:r>
+          </w:p>
+        </w:tc>
+        <w:tc>
+          <w:tcPr>
+            <w:tcW w:w="2880" w:type="dxa"/>
+          </w:tcPr>
+          <w:p>
+            <w:pPr>
+              <w:cnfStyle w:val="000000100000" w:firstRow="0" w:lastRow="0" w:firstColumn="0" w:lastColumn="0" w:oddVBand="0" w:evenVBand="0" w:oddHBand="1" w:evenHBand="0" w:firstRowFirstColumn="0" w:firstRowLastColumn="0" w:lastRowFirstColumn="0" w:lastRowLastColumn="0"/>
+            </w:pPr>
+            <w:r>
+              <w:t>tons</w:t>
+            </w:r>
+          </w:p>
+        </w:tc>
+      </w:tr>
+      <w:tr>
+        <w:trPr>
+          <w:cnfStyle w:val="000000010000" w:firstRow="0" w:lastRow="0" w:firstColumn="0" w:lastColumn="0" w:oddVBand="0" w:evenVBand="0" w:oddHBand="0" w:evenHBand="1" w:firstRowFirstColumn="0" w:firstRowLastColumn="0" w:lastRowFirstColumn="0" w:lastRowLastColumn="0"/>
+        </w:trPr>
+        <w:tc>
+          <w:tcPr>
+            <w:cnfStyle w:val="001000000000" w:firstRow="0" w:lastRow="0" w:firstColumn="1" w:lastColumn="0" w:oddVBand="0" w:evenVBand="0" w:oddHBand="0" w:evenHBand="0" w:firstRowFirstColumn="0" w:firstRowLastColumn="0" w:lastRowFirstColumn="0" w:lastRowLastColumn="0"/>
+            <w:tcW w:w="2880" w:type="dxa"/>
+          </w:tcPr>
+          <w:p>
+            <w:r>
+              <w:t>demand_eth</w:t>
+            </w:r>
+          </w:p>
+        </w:tc>
+        <w:tc>
+          <w:tcPr>
+            <w:tcW w:w="2880" w:type="dxa"/>
+          </w:tcPr>
+          <w:p>
+            <w:pPr>
+              <w:cnfStyle w:val="000000010000" w:firstRow="0" w:lastRow="0" w:firstColumn="0" w:lastColumn="0" w:oddVBand="0" w:evenVBand="0" w:oddHBand="0" w:evenHBand="1" w:firstRowFirstColumn="0" w:firstRowLastColumn="0" w:lastRowFirstColumn="0" w:lastRowLastColumn="0"/>
+            </w:pPr>
+            <w:r>
+              <w:t>ethanol</w:t>
+            </w:r>
+          </w:p>
+        </w:tc>
+        <w:tc>
+          <w:tcPr>
+            <w:tcW w:w="2880" w:type="dxa"/>
+          </w:tcPr>
+          <w:p>
+            <w:pPr>
+              <w:cnfStyle w:val="000000010000" w:firstRow="0" w:lastRow="0" w:firstColumn="0" w:lastColumn="0" w:oddVBand="0" w:evenVBand="0" w:oddHBand="0" w:evenHBand="1" w:firstRowFirstColumn="0" w:firstRowLastColumn="0" w:lastRowFirstColumn="0" w:lastRowLastColumn="0"/>
+            </w:pPr>
+            <w:r>
+              <w:t>tons</w:t>
+            </w:r>
+          </w:p>
+        </w:tc>
+      </w:tr>
+      <w:tr>
+        <w:trPr>
+          <w:cnfStyle w:val="000000100000" w:firstRow="0" w:lastRow="0" w:firstColumn="0" w:lastColumn="0" w:oddVBand="0" w:evenVBand="0" w:oddHBand="1" w:evenHBand="0" w:firstRowFirstColumn="0" w:firstRowLastColumn="0" w:lastRowFirstColumn="0" w:lastRowLastColumn="0"/>
+        </w:trPr>
+        <w:tc>
+          <w:tcPr>
+            <w:cnfStyle w:val="001000000000" w:firstRow="0" w:lastRow="0" w:firstColumn="1" w:lastColumn="0" w:oddVBand="0" w:evenVBand="0" w:oddHBand="0" w:evenHBand="0" w:firstRowFirstColumn="0" w:firstRowLastColumn="0" w:lastRowFirstColumn="0" w:lastRowLastColumn="0"/>
+            <w:tcW w:w="2880" w:type="dxa"/>
+          </w:tcPr>
+          <w:p>
+            <w:r>
+              <w:t>demand_pel</w:t>
+            </w:r>
+          </w:p>
+        </w:tc>
+        <w:tc>
+          <w:tcPr>
+            <w:tcW w:w="2880" w:type="dxa"/>
+          </w:tcPr>
+          <w:p>
+            <w:pPr>
+              <w:cnfStyle w:val="000000100000" w:firstRow="0" w:lastRow="0" w:firstColumn="0" w:lastColumn="0" w:oddVBand="0" w:evenVBand="0" w:oddHBand="1" w:evenHBand="0" w:firstRowFirstColumn="0" w:firstRowLastColumn="0" w:lastRowFirstColumn="0" w:lastRowLastColumn="0"/>
+            </w:pPr>
+            <w:r>
+              <w:t>pellets</w:t>
+            </w:r>
+          </w:p>
+        </w:tc>
+        <w:tc>
+          <w:tcPr>
+            <w:tcW w:w="2880" w:type="dxa"/>
+          </w:tcPr>
+          <w:p>
+            <w:pPr>
+              <w:cnfStyle w:val="000000100000" w:firstRow="0" w:lastRow="0" w:firstColumn="0" w:lastColumn="0" w:oddVBand="0" w:evenVBand="0" w:oddHBand="1" w:evenHBand="0" w:firstRowFirstColumn="0" w:firstRowLastColumn="0" w:lastRowFirstColumn="0" w:lastRowLastColumn="0"/>
+            </w:pPr>
+            <w:r>
+              <w:t>tons</w:t>
+            </w:r>
+          </w:p>
+        </w:tc>
+      </w:tr>
+      <w:tr>
+        <w:trPr>
+          <w:cnfStyle w:val="000000010000" w:firstRow="0" w:lastRow="0" w:firstColumn="0" w:lastColumn="0" w:oddVBand="0" w:evenVBand="0" w:oddHBand="0" w:evenHBand="1" w:firstRowFirstColumn="0" w:firstRowLastColumn="0" w:lastRowFirstColumn="0" w:lastRowLastColumn="0"/>
+        </w:trPr>
+        <w:tc>
+          <w:tcPr>
+            <w:cnfStyle w:val="001000000000" w:firstRow="0" w:lastRow="0" w:firstColumn="1" w:lastColumn="0" w:oddVBand="0" w:evenVBand="0" w:oddHBand="0" w:evenHBand="0" w:firstRowFirstColumn="0" w:firstRowLastColumn="0" w:lastRowFirstColumn="0" w:lastRowLastColumn="0"/>
+            <w:tcW w:w="2880" w:type="dxa"/>
+          </w:tcPr>
+          <w:p>
+            <w:r>
+              <w:t>demand_impfw</w:t>
+            </w:r>
+          </w:p>
+        </w:tc>
+        <w:tc>
+          <w:tcPr>
+            <w:tcW w:w="2880" w:type="dxa"/>
+          </w:tcPr>
+          <w:p>
+            <w:pPr>
+              <w:cnfStyle w:val="000000010000" w:firstRow="0" w:lastRow="0" w:firstColumn="0" w:lastColumn="0" w:oddVBand="0" w:evenVBand="0" w:oddHBand="0" w:evenHBand="1" w:firstRowFirstColumn="0" w:firstRowLastColumn="0" w:lastRowFirstColumn="0" w:lastRowLastColumn="0"/>
+            </w:pPr>
+            <w:r>
+              <w:t>imp_fuelwood</w:t>
+            </w:r>
+          </w:p>
+        </w:tc>
+        <w:tc>
+          <w:tcPr>
+            <w:tcW w:w="2880" w:type="dxa"/>
+          </w:tcPr>
+          <w:p>
+            <w:pPr>
+              <w:cnfStyle w:val="000000010000" w:firstRow="0" w:lastRow="0" w:firstColumn="0" w:lastColumn="0" w:oddVBand="0" w:evenVBand="0" w:oddHBand="0" w:evenHBand="1" w:firstRowFirstColumn="0" w:firstRowLastColumn="0" w:lastRowFirstColumn="0" w:lastRowLastColumn="0"/>
+            </w:pPr>
+            <w:r>
+              <w:t>oven-dry tons</w:t>
+            </w:r>
+          </w:p>
+        </w:tc>
+      </w:tr>
+      <w:tr>
+        <w:trPr>
+          <w:cnfStyle w:val="000000100000" w:firstRow="0" w:lastRow="0" w:firstColumn="0" w:lastColumn="0" w:oddVBand="0" w:evenVBand="0" w:oddHBand="1" w:evenHBand="0" w:firstRowFirstColumn="0" w:firstRowLastColumn="0" w:lastRowFirstColumn="0" w:lastRowLastColumn="0"/>
+        </w:trPr>
+        <w:tc>
+          <w:tcPr>
+            <w:cnfStyle w:val="001000000000" w:firstRow="0" w:lastRow="0" w:firstColumn="1" w:lastColumn="0" w:oddVBand="0" w:evenVBand="0" w:oddHBand="0" w:evenHBand="0" w:firstRowFirstColumn="0" w:firstRowLastColumn="0" w:lastRowFirstColumn="0" w:lastRowLastColumn="0"/>
+            <w:tcW w:w="2880" w:type="dxa"/>
+          </w:tcPr>
+          <w:p>
+            <w:r>
+              <w:t>demand_impch</w:t>
+            </w:r>
+          </w:p>
+        </w:tc>
+        <w:tc>
+          <w:tcPr>
+            <w:tcW w:w="2880" w:type="dxa"/>
+          </w:tcPr>
+          <w:p>
+            <w:pPr>
+              <w:cnfStyle w:val="000000100000" w:firstRow="0" w:lastRow="0" w:firstColumn="0" w:lastColumn="0" w:oddVBand="0" w:evenVBand="0" w:oddHBand="1" w:evenHBand="0" w:firstRowFirstColumn="0" w:firstRowLastColumn="0" w:lastRowFirstColumn="0" w:lastRowLastColumn="0"/>
+            </w:pPr>
+            <w:r>
+              <w:t>imp_charcoal</w:t>
+            </w:r>
+          </w:p>
+        </w:tc>
+        <w:tc>
+          <w:tcPr>
+            <w:tcW w:w="2880" w:type="dxa"/>
+          </w:tcPr>
+          <w:p>
+            <w:pPr>
+              <w:cnfStyle w:val="000000100000" w:firstRow="0" w:lastRow="0" w:firstColumn="0" w:lastColumn="0" w:oddVBand="0" w:evenVBand="0" w:oddHBand="1" w:evenHBand="0" w:firstRowFirstColumn="0" w:firstRowLastColumn="0" w:lastRowFirstColumn="0" w:lastRowLastColumn="0"/>
+            </w:pPr>
+            <w:r>
+              <w:t>tons of fuelwood-equivalent biomass</w:t>
+            </w:r>
+          </w:p>
+        </w:tc>
+      </w:tr>
+    </w:tbl>
+    <w:p/>
+    <w:p>
+      <w:r>
+        <w:rPr>
+          <w:i/>
+        </w:rPr>
+        <w:t>Note: the 2026–2035 window is fixed in the tool, not derived from today's date. If the end-year slider is set below 2035 the window is truncated (for example 2026–2030 at an end year of 2030); the app shows a warning and the actual span is always recorded in demand_yr_start / demand_yr_end, so read those rather than assuming a full decade.</w:t>
       </w:r>
     </w:p>
     <w:p>
@@ -1148,6 +2040,11 @@
     <w:p>
       <w:r>
         <w:t>The table shows the fraction of population using each fuel for every (iso3, country, area, fuel, year) in the current filter selection. The editable column is population_share (values 0–1); all identifier columns are locked.</w:t>
+      </w:r>
+    </w:p>
+    <w:p>
+      <w:r>
+        <w:t>Five fuels — biogas, ethanol, pellets, imp_fuelwood and imp_charcoal — are absent from the UN/WHO household survey that supplies the default shares. They are injected with a population share of 0 for every country, area and year so they can be edited here like any other fuel: select one in the sidebar, enter shares in this table, and it flows through consumption and emissions normally. Per-capita rates and emission factors for them are already present in the reference data, so nothing else needs supplying.</w:t>
       </w:r>
     </w:p>
     <w:p>
@@ -1273,7 +2170,11 @@
               <w:cnfStyle w:val="000000100000" w:firstRow="0" w:lastRow="0" w:firstColumn="0" w:lastColumn="0" w:oddVBand="0" w:evenVBand="0" w:oddHBand="1" w:evenHBand="0" w:firstRowFirstColumn="0" w:firstRowLastColumn="0" w:lastRowFirstColumn="0" w:lastRowLastColumn="0"/>
             </w:pPr>
             <w:r>
-              <w:t>Opens a modal to upload your own fuel-share CSV/XLSX (replaces the default Stoner et al. data wholesale). The required columns are iso3, country, region, area, fuel, year, population_share. Region is re-derived from iso3 on upload so user-supplied region values are normalised.</w:t>
+              <w:t xml:space="preserve">Opens a modal to upload your own fuel-share CSV/XLSX (replaces the default Stoner et al. data wholesale). The required columns are iso3, country, region, area, fuel, year, population_share. Region is re-derived from iso3 on upload so user-supplied region values </w:t>
+            </w:r>
+            <w:r>
+              <w:lastRenderedPageBreak/>
+              <w:t>are normalised.</w:t>
             </w:r>
           </w:p>
         </w:tc>
@@ -1289,6 +2190,7 @@
           </w:tcPr>
           <w:p>
             <w:r>
+              <w:lastRenderedPageBreak/>
               <w:t>Customize year projections</w:t>
             </w:r>
           </w:p>
@@ -1302,11 +2204,7 @@
               <w:cnfStyle w:val="000000010000" w:firstRow="0" w:lastRow="0" w:firstColumn="0" w:lastColumn="0" w:oddVBand="0" w:evenVBand="0" w:oddHBand="0" w:evenHBand="1" w:firstRowFirstColumn="0" w:firstRowLastColumn="0" w:lastRowFirstColumn="0" w:lastRowLastColumn="0"/>
             </w:pPr>
             <w:r>
-              <w:t xml:space="preserve">Opens a modal to set custom values for a specific year (e.g. 2030); the rest of the timeseries is linearly interpolated between the 1990 baseline and the custom year, then to 2050. Provide either the values inline in a data editor or by uploading a CSV. Either way, </w:t>
-            </w:r>
-            <w:r>
-              <w:lastRenderedPageBreak/>
-              <w:t>a data-source citation is required.</w:t>
+              <w:t>Opens a modal to set custom values for a specific year (e.g. 2030); the rest of the timeseries is linearly interpolated between the 1990 baseline and the custom year, then to 2050. Provide either the values inline in a data editor or by uploading a CSV. Either way, a data-source citation is required.</w:t>
             </w:r>
           </w:p>
         </w:tc>
@@ -1322,7 +2220,6 @@
           </w:tcPr>
           <w:p>
             <w:r>
-              <w:lastRenderedPageBreak/>
               <w:t>Revert to default WHO data</w:t>
             </w:r>
           </w:p>
@@ -1372,6 +2269,14 @@
       </w:tr>
     </w:tbl>
     <w:p/>
+    <w:p>
+      <w:r>
+        <w:rPr>
+          <w:i/>
+        </w:rPr>
+        <w:t>Note on the 0-share fuels: interpolation anchors to the first and last baseline years, so setting a custom value for a fuel whose baseline is 0 everywhere produces a ramp up to your custom year and then a decay back to 0 by 2050. To hold such a fuel at a steady share, edit the values directly in the Fuel shares table (§ 2.1) instead.</w:t>
+      </w:r>
+    </w:p>
     <w:p>
       <w:pPr>
         <w:pStyle w:val="Heading3"/>
@@ -1414,6 +2319,14 @@
     </w:p>
     <w:p>
       <w:pPr>
+        <w:pStyle w:val="ListBullet"/>
+      </w:pPr>
+      <w:r>
+        <w:t>Fuels your file omits are backfilled automatically: any of biogas, ethanol, pellets, imp_fuelwood or imp_charcoal that is missing is added at a 0 share, so the fuel list stays consistent with the default dataset.</w:t>
+      </w:r>
+    </w:p>
+    <w:p>
+      <w:pPr>
         <w:pStyle w:val="Heading1"/>
       </w:pPr>
       <w:r>
@@ -1444,6 +2357,7 @@
               <w:rPr>
                 <w:noProof/>
               </w:rPr>
+              <w:lastRenderedPageBreak/>
               <w:drawing>
                 <wp:inline distT="0" distB="0" distL="0" distR="0" wp14:anchorId="554045AA" wp14:editId="2D523EFF">
                   <wp:extent cx="5486400" cy="3196590"/>
@@ -1497,7 +2411,6 @@
               <w:rPr>
                 <w:noProof/>
               </w:rPr>
-              <w:lastRenderedPageBreak/>
               <w:drawing>
                 <wp:inline distT="0" distB="0" distL="0" distR="0" wp14:anchorId="1DBD6978" wp14:editId="53D89220">
                   <wp:extent cx="5486400" cy="3514725"/>
@@ -1557,17 +2470,13 @@
           </w:tcPr>
           <w:p>
             <w:r>
-              <w:lastRenderedPageBreak/>
               <w:t xml:space="preserve">Select/see input data tab </w:t>
             </w:r>
             <w:r>
               <w:sym w:font="Wingdings" w:char="F0E0"/>
             </w:r>
             <w:r>
-              <w:t xml:space="preserve"> </w:t>
-            </w:r>
-            <w:r>
-              <w:t>Per-capita rates</w:t>
+              <w:t xml:space="preserve"> Per-capita rates</w:t>
             </w:r>
           </w:p>
         </w:tc>
@@ -1594,15 +2503,7 @@
     </w:p>
     <w:p>
       <w:r>
-        <w:t xml:space="preserve">Per-capita rates are keyed on (region, </w:t>
-      </w:r>
-      <w:proofErr w:type="gramStart"/>
-      <w:r>
-        <w:t>fuel) —</w:t>
-      </w:r>
-      <w:proofErr w:type="gramEnd"/>
-      <w:r>
-        <w:t xml:space="preserve"> not on area or year — so a single edit applies to every (country, area, year) row in that region/fuel combo. This is by design: per-capita rates are intended as regional structural assumptions, not country-level observations.</w:t>
+        <w:t>Per-capita rates are keyed on (region, fuel) — not on area or year — so a single edit applies to every (country, area, year) row in that region/fuel combo. This is by design: per-capita rates are intended as regional structural assumptions, not country-level observations.</w:t>
       </w:r>
     </w:p>
     <w:p>
@@ -1649,7 +2550,6 @@
           </w:tcPr>
           <w:p>
             <w:r>
-              <w:lastRenderedPageBreak/>
               <w:t>Detail</w:t>
             </w:r>
           </w:p>
@@ -1796,7 +2696,212 @@
         <w:pStyle w:val="Heading2"/>
       </w:pPr>
       <w:r>
-        <w:t>3.3 Custom per-capita upload</w:t>
+        <w:t>3.3 Non-residential wood &amp; charcoal consumption</w:t>
+      </w:r>
+    </w:p>
+    <w:p>
+      <w:r>
+        <w:t>Below the kiln yield is an optional adjustment for non-residential demand. The fuel-share data covers household cooking only; this uplift accounts for restaurants, schools, prisons, bakeries and other institutional or small-commercial users drawing on the same wood and charcoal supply.</w:t>
+      </w:r>
+    </w:p>
+    <w:tbl>
+      <w:tblPr>
+        <w:tblStyle w:val="LightGrid-Accent1"/>
+        <w:tblW w:w="0" w:type="auto"/>
+        <w:tblLook w:val="04A0" w:firstRow="1" w:lastRow="0" w:firstColumn="1" w:lastColumn="0" w:noHBand="0" w:noVBand="1"/>
+      </w:tblPr>
+      <w:tblGrid>
+        <w:gridCol w:w="4320"/>
+        <w:gridCol w:w="4320"/>
+      </w:tblGrid>
+      <w:tr>
+        <w:trPr>
+          <w:cnfStyle w:val="100000000000" w:firstRow="1" w:lastRow="0" w:firstColumn="0" w:lastColumn="0" w:oddVBand="0" w:evenVBand="0" w:oddHBand="0" w:evenHBand="0" w:firstRowFirstColumn="0" w:firstRowLastColumn="0" w:lastRowFirstColumn="0" w:lastRowLastColumn="0"/>
+        </w:trPr>
+        <w:tc>
+          <w:tcPr>
+            <w:cnfStyle w:val="001000000000" w:firstRow="0" w:lastRow="0" w:firstColumn="1" w:lastColumn="0" w:oddVBand="0" w:evenVBand="0" w:oddHBand="0" w:evenHBand="0" w:firstRowFirstColumn="0" w:firstRowLastColumn="0" w:lastRowFirstColumn="0" w:lastRowLastColumn="0"/>
+            <w:tcW w:w="4320" w:type="dxa"/>
+          </w:tcPr>
+          <w:p>
+            <w:r>
+              <w:lastRenderedPageBreak/>
+              <w:t>Detail</w:t>
+            </w:r>
+          </w:p>
+        </w:tc>
+        <w:tc>
+          <w:tcPr>
+            <w:tcW w:w="4320" w:type="dxa"/>
+          </w:tcPr>
+          <w:p>
+            <w:pPr>
+              <w:cnfStyle w:val="100000000000" w:firstRow="1" w:lastRow="0" w:firstColumn="0" w:lastColumn="0" w:oddVBand="0" w:evenVBand="0" w:oddHBand="0" w:evenHBand="0" w:firstRowFirstColumn="0" w:firstRowLastColumn="0" w:lastRowFirstColumn="0" w:lastRowLastColumn="0"/>
+            </w:pPr>
+            <w:r>
+              <w:t>Value</w:t>
+            </w:r>
+          </w:p>
+        </w:tc>
+      </w:tr>
+      <w:tr>
+        <w:trPr>
+          <w:cnfStyle w:val="000000100000" w:firstRow="0" w:lastRow="0" w:firstColumn="0" w:lastColumn="0" w:oddVBand="0" w:evenVBand="0" w:oddHBand="1" w:evenHBand="0" w:firstRowFirstColumn="0" w:firstRowLastColumn="0" w:lastRowFirstColumn="0" w:lastRowLastColumn="0"/>
+        </w:trPr>
+        <w:tc>
+          <w:tcPr>
+            <w:cnfStyle w:val="001000000000" w:firstRow="0" w:lastRow="0" w:firstColumn="1" w:lastColumn="0" w:oddVBand="0" w:evenVBand="0" w:oddHBand="0" w:evenHBand="0" w:firstRowFirstColumn="0" w:firstRowLastColumn="0" w:lastRowFirstColumn="0" w:lastRowLastColumn="0"/>
+            <w:tcW w:w="4320" w:type="dxa"/>
+          </w:tcPr>
+          <w:p>
+            <w:r>
+              <w:t>How to enable</w:t>
+            </w:r>
+          </w:p>
+        </w:tc>
+        <w:tc>
+          <w:tcPr>
+            <w:tcW w:w="4320" w:type="dxa"/>
+          </w:tcPr>
+          <w:p>
+            <w:pPr>
+              <w:cnfStyle w:val="000000100000" w:firstRow="0" w:lastRow="0" w:firstColumn="0" w:lastColumn="0" w:oddVBand="0" w:evenVBand="0" w:oddHBand="1" w:evenHBand="0" w:firstRowFirstColumn="0" w:firstRowLastColumn="0" w:lastRowFirstColumn="0" w:lastRowLastColumn="0"/>
+            </w:pPr>
+            <w:r>
+              <w:t>Tick "Include non-residential wood and charcoal consumption". Unticked by default, so outputs are household-only unless you opt in.</w:t>
+            </w:r>
+          </w:p>
+        </w:tc>
+      </w:tr>
+      <w:tr>
+        <w:trPr>
+          <w:cnfStyle w:val="000000010000" w:firstRow="0" w:lastRow="0" w:firstColumn="0" w:lastColumn="0" w:oddVBand="0" w:evenVBand="0" w:oddHBand="0" w:evenHBand="1" w:firstRowFirstColumn="0" w:firstRowLastColumn="0" w:lastRowFirstColumn="0" w:lastRowLastColumn="0"/>
+        </w:trPr>
+        <w:tc>
+          <w:tcPr>
+            <w:cnfStyle w:val="001000000000" w:firstRow="0" w:lastRow="0" w:firstColumn="1" w:lastColumn="0" w:oddVBand="0" w:evenVBand="0" w:oddHBand="0" w:evenHBand="0" w:firstRowFirstColumn="0" w:firstRowLastColumn="0" w:lastRowFirstColumn="0" w:lastRowLastColumn="0"/>
+            <w:tcW w:w="4320" w:type="dxa"/>
+          </w:tcPr>
+          <w:p>
+            <w:r>
+              <w:t>Controls</w:t>
+            </w:r>
+          </w:p>
+        </w:tc>
+        <w:tc>
+          <w:tcPr>
+            <w:tcW w:w="4320" w:type="dxa"/>
+          </w:tcPr>
+          <w:p>
+            <w:pPr>
+              <w:cnfStyle w:val="000000010000" w:firstRow="0" w:lastRow="0" w:firstColumn="0" w:lastColumn="0" w:oddVBand="0" w:evenVBand="0" w:oddHBand="0" w:evenHBand="1" w:firstRowFirstColumn="0" w:firstRowLastColumn="0" w:lastRowFirstColumn="0" w:lastRowLastColumn="0"/>
+            </w:pPr>
+            <w:r>
+              <w:t>Two percentage inputs appear when ticked: wood uplift (default 10%) and charcoal uplift (default 20%).</w:t>
+            </w:r>
+          </w:p>
+        </w:tc>
+      </w:tr>
+      <w:tr>
+        <w:trPr>
+          <w:cnfStyle w:val="000000100000" w:firstRow="0" w:lastRow="0" w:firstColumn="0" w:lastColumn="0" w:oddVBand="0" w:evenVBand="0" w:oddHBand="1" w:evenHBand="0" w:firstRowFirstColumn="0" w:firstRowLastColumn="0" w:lastRowFirstColumn="0" w:lastRowLastColumn="0"/>
+        </w:trPr>
+        <w:tc>
+          <w:tcPr>
+            <w:cnfStyle w:val="001000000000" w:firstRow="0" w:lastRow="0" w:firstColumn="1" w:lastColumn="0" w:oddVBand="0" w:evenVBand="0" w:oddHBand="0" w:evenHBand="0" w:firstRowFirstColumn="0" w:firstRowLastColumn="0" w:lastRowFirstColumn="0" w:lastRowLastColumn="0"/>
+            <w:tcW w:w="4320" w:type="dxa"/>
+          </w:tcPr>
+          <w:p>
+            <w:r>
+              <w:t>Where it's applied</w:t>
+            </w:r>
+          </w:p>
+        </w:tc>
+        <w:tc>
+          <w:tcPr>
+            <w:tcW w:w="4320" w:type="dxa"/>
+          </w:tcPr>
+          <w:p>
+            <w:pPr>
+              <w:cnfStyle w:val="000000100000" w:firstRow="0" w:lastRow="0" w:firstColumn="0" w:lastColumn="0" w:oddVBand="0" w:evenVBand="0" w:oddHBand="1" w:evenHBand="0" w:firstRowFirstColumn="0" w:firstRowLastColumn="0" w:lastRowFirstColumn="0" w:lastRowLastColumn="0"/>
+            </w:pPr>
+            <w:r>
+              <w:t>fuel_cons_tons is multiplied by (1 + uplift/100) — the wood figure for fuelwood and imp_fuelwood, the charcoal figure for charcoal and imp_charcoal. Applied after the kiln yield, so charcoal scales on its fuelwood-equivalent basis.</w:t>
+            </w:r>
+          </w:p>
+        </w:tc>
+      </w:tr>
+      <w:tr>
+        <w:trPr>
+          <w:cnfStyle w:val="000000010000" w:firstRow="0" w:lastRow="0" w:firstColumn="0" w:lastColumn="0" w:oddVBand="0" w:evenVBand="0" w:oddHBand="0" w:evenHBand="1" w:firstRowFirstColumn="0" w:firstRowLastColumn="0" w:lastRowFirstColumn="0" w:lastRowLastColumn="0"/>
+        </w:trPr>
+        <w:tc>
+          <w:tcPr>
+            <w:cnfStyle w:val="001000000000" w:firstRow="0" w:lastRow="0" w:firstColumn="1" w:lastColumn="0" w:oddVBand="0" w:evenVBand="0" w:oddHBand="0" w:evenHBand="0" w:firstRowFirstColumn="0" w:firstRowLastColumn="0" w:lastRowFirstColumn="0" w:lastRowLastColumn="0"/>
+            <w:tcW w:w="4320" w:type="dxa"/>
+          </w:tcPr>
+          <w:p>
+            <w:r>
+              <w:t>Effect on other columns</w:t>
+            </w:r>
+          </w:p>
+        </w:tc>
+        <w:tc>
+          <w:tcPr>
+            <w:tcW w:w="4320" w:type="dxa"/>
+          </w:tcPr>
+          <w:p>
+            <w:pPr>
+              <w:cnfStyle w:val="000000010000" w:firstRow="0" w:lastRow="0" w:firstColumn="0" w:lastColumn="0" w:oddVBand="0" w:evenVBand="0" w:oddHBand="0" w:evenHBand="1" w:firstRowFirstColumn="0" w:firstRowLastColumn="0" w:lastRowFirstColumn="0" w:lastRowLastColumn="0"/>
+            </w:pPr>
+            <w:r>
+              <w:t>num_fuel_users_thousands is unchanged — this is extra demand on the same fuel supply, not extra people. Emissions follow the uplifted consumption automatically.</w:t>
+            </w:r>
+          </w:p>
+        </w:tc>
+      </w:tr>
+      <w:tr>
+        <w:trPr>
+          <w:cnfStyle w:val="000000100000" w:firstRow="0" w:lastRow="0" w:firstColumn="0" w:lastColumn="0" w:oddVBand="0" w:evenVBand="0" w:oddHBand="1" w:evenHBand="0" w:firstRowFirstColumn="0" w:firstRowLastColumn="0" w:lastRowFirstColumn="0" w:lastRowLastColumn="0"/>
+        </w:trPr>
+        <w:tc>
+          <w:tcPr>
+            <w:cnfStyle w:val="001000000000" w:firstRow="0" w:lastRow="0" w:firstColumn="1" w:lastColumn="0" w:oddVBand="0" w:evenVBand="0" w:oddHBand="0" w:evenHBand="0" w:firstRowFirstColumn="0" w:firstRowLastColumn="0" w:lastRowFirstColumn="0" w:lastRowLastColumn="0"/>
+            <w:tcW w:w="4320" w:type="dxa"/>
+          </w:tcPr>
+          <w:p>
+            <w:r>
+              <w:t>Where it's recorded</w:t>
+            </w:r>
+          </w:p>
+        </w:tc>
+        <w:tc>
+          <w:tcPr>
+            <w:tcW w:w="4320" w:type="dxa"/>
+          </w:tcPr>
+          <w:p>
+            <w:pPr>
+              <w:cnfStyle w:val="000000100000" w:firstRow="0" w:lastRow="0" w:firstColumn="0" w:lastColumn="0" w:oddVBand="0" w:evenVBand="0" w:oddHBand="1" w:evenHBand="0" w:firstRowFirstColumn="0" w:firstRowLastColumn="0" w:lastRowFirstColumn="0" w:lastRowLastColumn="0"/>
+            </w:pPr>
+            <w:r>
+              <w:t>A banner above the consumption table while active; the nonres_wood_pct and nonres_charcoal_pct columns of the CSV preamble; and the "Non-Residential Consumption" row of both Excel metadata sheets.</w:t>
+            </w:r>
+          </w:p>
+        </w:tc>
+      </w:tr>
+    </w:tbl>
+    <w:p/>
+    <w:p>
+      <w:r>
+        <w:t>The defaults of 10% for wood and 20% for charcoal are starting points, not measured values — the non-residential share varies widely by country and settlement type. Any alternative entry should be supported by a documented field-based assessment.</w:t>
+      </w:r>
+    </w:p>
+    <w:p>
+      <w:pPr>
+        <w:pStyle w:val="Heading2"/>
+      </w:pPr>
+      <w:r>
+        <w:t>3.4 Custom per-capita upload</w:t>
       </w:r>
     </w:p>
     <w:p>
@@ -1966,19 +3071,13 @@
           </w:tcPr>
           <w:p>
             <w:r>
-              <w:t>Output data tab</w:t>
-            </w:r>
-            <w:r>
-              <w:t xml:space="preserve"> </w:t>
+              <w:t xml:space="preserve">Output data tab </w:t>
             </w:r>
             <w:r>
               <w:sym w:font="Wingdings" w:char="F0E0"/>
             </w:r>
             <w:r>
-              <w:t xml:space="preserve"> </w:t>
-            </w:r>
-            <w:r>
-              <w:t>Emissions from fuel use</w:t>
+              <w:t xml:space="preserve"> Emissions from fuel use</w:t>
             </w:r>
           </w:p>
         </w:tc>
@@ -2565,7 +3664,7 @@
               <w:cnfStyle w:val="000000100000" w:firstRow="0" w:lastRow="0" w:firstColumn="0" w:lastColumn="0" w:oddVBand="0" w:evenVBand="0" w:oddHBand="1" w:evenHBand="0" w:firstRowFirstColumn="0" w:firstRowLastColumn="0" w:lastRowFirstColumn="0" w:lastRowLastColumn="0"/>
             </w:pPr>
             <w:r>
-              <w:t>Metadata sheet "Year Range", end_year in CSV preamble</w:t>
+              <w:t>Metadata sheet "Year Range", end_year in CSV preamble; also bounds the demand window</w:t>
             </w:r>
           </w:p>
         </w:tc>
@@ -2623,7 +3722,7 @@
           </w:tcPr>
           <w:p>
             <w:r>
-              <w:t>Custom share dataset / projections</w:t>
+              <w:t>Non-residential uplift (wood %, charcoal %)</w:t>
             </w:r>
           </w:p>
         </w:tc>
@@ -2636,7 +3735,7 @@
               <w:cnfStyle w:val="000000100000" w:firstRow="0" w:lastRow="0" w:firstColumn="0" w:lastColumn="0" w:oddVBand="0" w:evenVBand="0" w:oddHBand="1" w:evenHBand="0" w:firstRowFirstColumn="0" w:firstRowLastColumn="0" w:lastRowFirstColumn="0" w:lastRowLastColumn="0"/>
             </w:pPr>
             <w:r>
-              <w:t>Fuel shares tab → action buttons</w:t>
+              <w:t>Per-capita rates tab → Non-residential wood &amp; charcoal consumption</w:t>
             </w:r>
           </w:p>
         </w:tc>
@@ -2649,7 +3748,7 @@
               <w:cnfStyle w:val="000000100000" w:firstRow="0" w:lastRow="0" w:firstColumn="0" w:lastColumn="0" w:oddVBand="0" w:evenVBand="0" w:oddHBand="1" w:evenHBand="0" w:firstRowFirstColumn="0" w:firstRowLastColumn="0" w:lastRowFirstColumn="0" w:lastRowLastColumn="0"/>
             </w:pPr>
             <w:r>
-              <w:t>Metadata sheet records the source description and citation</w:t>
+              <w:t>Metadata sheet "Non-Residential Consumption"; nonres_wood_pct and nonres_charcoal_pct in CSV preamble (0 when off)</w:t>
             </w:r>
           </w:p>
         </w:tc>
@@ -2665,7 +3764,7 @@
           </w:tcPr>
           <w:p>
             <w:r>
-              <w:t>Per-capita inline edits</w:t>
+              <w:t>Decadal demand window (2026–2035)</w:t>
             </w:r>
           </w:p>
         </w:tc>
@@ -2678,7 +3777,7 @@
               <w:cnfStyle w:val="000000010000" w:firstRow="0" w:lastRow="0" w:firstColumn="0" w:lastColumn="0" w:oddVBand="0" w:evenVBand="0" w:oddHBand="0" w:evenHBand="1" w:firstRowFirstColumn="0" w:firstRowLastColumn="0" w:lastRowFirstColumn="0" w:lastRowLastColumn="0"/>
             </w:pPr>
             <w:r>
-              <w:t>Per-capita rates tab → data editor + Save</w:t>
+              <w:t>Fixed in the tool; truncated by the end-year slider</w:t>
             </w:r>
           </w:p>
         </w:tc>
@@ -2691,7 +3790,7 @@
               <w:cnfStyle w:val="000000010000" w:firstRow="0" w:lastRow="0" w:firstColumn="0" w:lastColumn="0" w:oddVBand="0" w:evenVBand="0" w:oddHBand="0" w:evenHBand="1" w:firstRowFirstColumn="0" w:firstRowLastColumn="0" w:lastRowFirstColumn="0" w:lastRowLastColumn="0"/>
             </w:pPr>
             <w:r>
-              <w:t>Metadata sheet flag "Per Capita — In-App Edits: Yes"</w:t>
+              <w:t>Metadata sheet "Decadal Demand Window"; demand_yr_start / demand_yr_end in CSV preamble</w:t>
             </w:r>
           </w:p>
         </w:tc>
@@ -2707,7 +3806,7 @@
           </w:tcPr>
           <w:p>
             <w:r>
-              <w:t>Share inline edits</w:t>
+              <w:t>Total demand per fuel</w:t>
             </w:r>
           </w:p>
         </w:tc>
@@ -2720,7 +3819,7 @@
               <w:cnfStyle w:val="000000100000" w:firstRow="0" w:lastRow="0" w:firstColumn="0" w:lastColumn="0" w:oddVBand="0" w:evenVBand="0" w:oddHBand="1" w:evenHBand="0" w:firstRowFirstColumn="0" w:firstRowLastColumn="0" w:lastRowFirstColumn="0" w:lastRowLastColumn="0"/>
             </w:pPr>
             <w:r>
-              <w:t>Fuel shares tab → data editor + Save</w:t>
+              <w:t>Computed — not user-set</w:t>
             </w:r>
           </w:p>
         </w:tc>
@@ -2731,6 +3830,132 @@
           <w:p>
             <w:pPr>
               <w:cnfStyle w:val="000000100000" w:firstRow="0" w:lastRow="0" w:firstColumn="0" w:lastColumn="0" w:oddVBand="0" w:evenVBand="0" w:oddHBand="1" w:evenHBand="0" w:firstRowFirstColumn="0" w:firstRowLastColumn="0" w:lastRowFirstColumn="0" w:lastRowLastColumn="0"/>
+            </w:pPr>
+            <w:r>
+              <w:t>demand_fw, demand_ch, … (all 11 fuels) in CSV preamble</w:t>
+            </w:r>
+          </w:p>
+        </w:tc>
+      </w:tr>
+      <w:tr>
+        <w:trPr>
+          <w:cnfStyle w:val="000000010000" w:firstRow="0" w:lastRow="0" w:firstColumn="0" w:lastColumn="0" w:oddVBand="0" w:evenVBand="0" w:oddHBand="0" w:evenHBand="1" w:firstRowFirstColumn="0" w:firstRowLastColumn="0" w:lastRowFirstColumn="0" w:lastRowLastColumn="0"/>
+        </w:trPr>
+        <w:tc>
+          <w:tcPr>
+            <w:cnfStyle w:val="001000000000" w:firstRow="0" w:lastRow="0" w:firstColumn="1" w:lastColumn="0" w:oddVBand="0" w:evenVBand="0" w:oddHBand="0" w:evenHBand="0" w:firstRowFirstColumn="0" w:firstRowLastColumn="0" w:lastRowFirstColumn="0" w:lastRowLastColumn="0"/>
+            <w:tcW w:w="2880" w:type="dxa"/>
+          </w:tcPr>
+          <w:p>
+            <w:r>
+              <w:t>Custom share dataset / projections</w:t>
+            </w:r>
+          </w:p>
+        </w:tc>
+        <w:tc>
+          <w:tcPr>
+            <w:tcW w:w="2880" w:type="dxa"/>
+          </w:tcPr>
+          <w:p>
+            <w:pPr>
+              <w:cnfStyle w:val="000000010000" w:firstRow="0" w:lastRow="0" w:firstColumn="0" w:lastColumn="0" w:oddVBand="0" w:evenVBand="0" w:oddHBand="0" w:evenHBand="1" w:firstRowFirstColumn="0" w:firstRowLastColumn="0" w:lastRowFirstColumn="0" w:lastRowLastColumn="0"/>
+            </w:pPr>
+            <w:r>
+              <w:t>Fuel shares tab → action buttons</w:t>
+            </w:r>
+          </w:p>
+        </w:tc>
+        <w:tc>
+          <w:tcPr>
+            <w:tcW w:w="2880" w:type="dxa"/>
+          </w:tcPr>
+          <w:p>
+            <w:pPr>
+              <w:cnfStyle w:val="000000010000" w:firstRow="0" w:lastRow="0" w:firstColumn="0" w:lastColumn="0" w:oddVBand="0" w:evenVBand="0" w:oddHBand="0" w:evenHBand="1" w:firstRowFirstColumn="0" w:firstRowLastColumn="0" w:lastRowFirstColumn="0" w:lastRowLastColumn="0"/>
+            </w:pPr>
+            <w:r>
+              <w:t>Metadata sheet records the source description and citation</w:t>
+            </w:r>
+          </w:p>
+        </w:tc>
+      </w:tr>
+      <w:tr>
+        <w:trPr>
+          <w:cnfStyle w:val="000000100000" w:firstRow="0" w:lastRow="0" w:firstColumn="0" w:lastColumn="0" w:oddVBand="0" w:evenVBand="0" w:oddHBand="1" w:evenHBand="0" w:firstRowFirstColumn="0" w:firstRowLastColumn="0" w:lastRowFirstColumn="0" w:lastRowLastColumn="0"/>
+        </w:trPr>
+        <w:tc>
+          <w:tcPr>
+            <w:cnfStyle w:val="001000000000" w:firstRow="0" w:lastRow="0" w:firstColumn="1" w:lastColumn="0" w:oddVBand="0" w:evenVBand="0" w:oddHBand="0" w:evenHBand="0" w:firstRowFirstColumn="0" w:firstRowLastColumn="0" w:lastRowFirstColumn="0" w:lastRowLastColumn="0"/>
+            <w:tcW w:w="2880" w:type="dxa"/>
+          </w:tcPr>
+          <w:p>
+            <w:r>
+              <w:t>Per-capita inline edits</w:t>
+            </w:r>
+          </w:p>
+        </w:tc>
+        <w:tc>
+          <w:tcPr>
+            <w:tcW w:w="2880" w:type="dxa"/>
+          </w:tcPr>
+          <w:p>
+            <w:pPr>
+              <w:cnfStyle w:val="000000100000" w:firstRow="0" w:lastRow="0" w:firstColumn="0" w:lastColumn="0" w:oddVBand="0" w:evenVBand="0" w:oddHBand="1" w:evenHBand="0" w:firstRowFirstColumn="0" w:firstRowLastColumn="0" w:lastRowFirstColumn="0" w:lastRowLastColumn="0"/>
+            </w:pPr>
+            <w:r>
+              <w:t>Per-capita rates tab → data editor + Save</w:t>
+            </w:r>
+          </w:p>
+        </w:tc>
+        <w:tc>
+          <w:tcPr>
+            <w:tcW w:w="2880" w:type="dxa"/>
+          </w:tcPr>
+          <w:p>
+            <w:pPr>
+              <w:cnfStyle w:val="000000100000" w:firstRow="0" w:lastRow="0" w:firstColumn="0" w:lastColumn="0" w:oddVBand="0" w:evenVBand="0" w:oddHBand="1" w:evenHBand="0" w:firstRowFirstColumn="0" w:firstRowLastColumn="0" w:lastRowFirstColumn="0" w:lastRowLastColumn="0"/>
+            </w:pPr>
+            <w:r>
+              <w:t>Metadata sheet flag "Per Capita — In-App Edits: Yes"</w:t>
+            </w:r>
+          </w:p>
+        </w:tc>
+      </w:tr>
+      <w:tr>
+        <w:trPr>
+          <w:cnfStyle w:val="000000010000" w:firstRow="0" w:lastRow="0" w:firstColumn="0" w:lastColumn="0" w:oddVBand="0" w:evenVBand="0" w:oddHBand="0" w:evenHBand="1" w:firstRowFirstColumn="0" w:firstRowLastColumn="0" w:lastRowFirstColumn="0" w:lastRowLastColumn="0"/>
+        </w:trPr>
+        <w:tc>
+          <w:tcPr>
+            <w:cnfStyle w:val="001000000000" w:firstRow="0" w:lastRow="0" w:firstColumn="1" w:lastColumn="0" w:oddVBand="0" w:evenVBand="0" w:oddHBand="0" w:evenHBand="0" w:firstRowFirstColumn="0" w:firstRowLastColumn="0" w:lastRowFirstColumn="0" w:lastRowLastColumn="0"/>
+            <w:tcW w:w="2880" w:type="dxa"/>
+          </w:tcPr>
+          <w:p>
+            <w:r>
+              <w:t>Share inline edits</w:t>
+            </w:r>
+          </w:p>
+        </w:tc>
+        <w:tc>
+          <w:tcPr>
+            <w:tcW w:w="2880" w:type="dxa"/>
+          </w:tcPr>
+          <w:p>
+            <w:pPr>
+              <w:cnfStyle w:val="000000010000" w:firstRow="0" w:lastRow="0" w:firstColumn="0" w:lastColumn="0" w:oddVBand="0" w:evenVBand="0" w:oddHBand="0" w:evenHBand="1" w:firstRowFirstColumn="0" w:firstRowLastColumn="0" w:lastRowFirstColumn="0" w:lastRowLastColumn="0"/>
+            </w:pPr>
+            <w:r>
+              <w:t>Fuel shares tab → data editor + Save</w:t>
+            </w:r>
+          </w:p>
+        </w:tc>
+        <w:tc>
+          <w:tcPr>
+            <w:tcW w:w="2880" w:type="dxa"/>
+          </w:tcPr>
+          <w:p>
+            <w:pPr>
+              <w:cnfStyle w:val="000000010000" w:firstRow="0" w:lastRow="0" w:firstColumn="0" w:lastColumn="0" w:oddVBand="0" w:evenVBand="0" w:oddHBand="0" w:evenHBand="1" w:firstRowFirstColumn="0" w:firstRowLastColumn="0" w:lastRowFirstColumn="0" w:lastRowLastColumn="0"/>
             </w:pPr>
             <w:r>
               <w:t>Metadata sheet flag "Population Share — In-App Edits: Yes"</w:t>
@@ -2961,6 +4186,64 @@
           </w:p>
         </w:tc>
       </w:tr>
+      <w:tr>
+        <w:trPr>
+          <w:cnfStyle w:val="000000100000" w:firstRow="0" w:lastRow="0" w:firstColumn="0" w:lastColumn="0" w:oddVBand="0" w:evenVBand="0" w:oddHBand="1" w:evenHBand="0" w:firstRowFirstColumn="0" w:firstRowLastColumn="0" w:lastRowFirstColumn="0" w:lastRowLastColumn="0"/>
+        </w:trPr>
+        <w:tc>
+          <w:tcPr>
+            <w:cnfStyle w:val="001000000000" w:firstRow="0" w:lastRow="0" w:firstColumn="1" w:lastColumn="0" w:oddVBand="0" w:evenVBand="0" w:oddHBand="0" w:evenHBand="0" w:firstRowFirstColumn="0" w:firstRowLastColumn="0" w:lastRowFirstColumn="0" w:lastRowLastColumn="0"/>
+            <w:tcW w:w="4320" w:type="dxa"/>
+          </w:tcPr>
+          <w:p>
+            <w:r>
+              <w:t>demand_&lt;fuel&gt; (CSV preamble)</w:t>
+            </w:r>
+          </w:p>
+        </w:tc>
+        <w:tc>
+          <w:tcPr>
+            <w:tcW w:w="4320" w:type="dxa"/>
+          </w:tcPr>
+          <w:p>
+            <w:pPr>
+              <w:cnfStyle w:val="000000100000" w:firstRow="0" w:lastRow="0" w:firstColumn="0" w:lastColumn="0" w:oddVBand="0" w:evenVBand="0" w:oddHBand="1" w:evenHBand="0" w:firstRowFirstColumn="0" w:firstRowLastColumn="0" w:lastRowFirstColumn="0" w:lastRowLastColumn="0"/>
+            </w:pPr>
+            <w:r>
+              <w:t>tons; MWh for demand_elec; fuelwood-equivalent tons for charcoal</w:t>
+            </w:r>
+          </w:p>
+        </w:tc>
+      </w:tr>
+      <w:tr>
+        <w:trPr>
+          <w:cnfStyle w:val="000000010000" w:firstRow="0" w:lastRow="0" w:firstColumn="0" w:lastColumn="0" w:oddVBand="0" w:evenVBand="0" w:oddHBand="0" w:evenHBand="1" w:firstRowFirstColumn="0" w:firstRowLastColumn="0" w:lastRowFirstColumn="0" w:lastRowLastColumn="0"/>
+        </w:trPr>
+        <w:tc>
+          <w:tcPr>
+            <w:cnfStyle w:val="001000000000" w:firstRow="0" w:lastRow="0" w:firstColumn="1" w:lastColumn="0" w:oddVBand="0" w:evenVBand="0" w:oddHBand="0" w:evenHBand="0" w:firstRowFirstColumn="0" w:firstRowLastColumn="0" w:lastRowFirstColumn="0" w:lastRowLastColumn="0"/>
+            <w:tcW w:w="4320" w:type="dxa"/>
+          </w:tcPr>
+          <w:p>
+            <w:r>
+              <w:t>nonres_wood_pct, nonres_charcoal_pct</w:t>
+            </w:r>
+          </w:p>
+        </w:tc>
+        <w:tc>
+          <w:tcPr>
+            <w:tcW w:w="4320" w:type="dxa"/>
+          </w:tcPr>
+          <w:p>
+            <w:pPr>
+              <w:cnfStyle w:val="000000010000" w:firstRow="0" w:lastRow="0" w:firstColumn="0" w:lastColumn="0" w:oddVBand="0" w:evenVBand="0" w:oddHBand="0" w:evenHBand="1" w:firstRowFirstColumn="0" w:firstRowLastColumn="0" w:lastRowFirstColumn="0" w:lastRowLastColumn="0"/>
+            </w:pPr>
+            <w:r>
+              <w:t>percent (0 when the uplift is off)</w:t>
+            </w:r>
+          </w:p>
+        </w:tc>
+      </w:tr>
     </w:tbl>
     <w:p/>
     <w:sectPr>
@@ -2974,7 +4257,7 @@
 </file>
 
 <file path=word/numbering.xml><?xml version="1.0" encoding="utf-8"?>
-<w:numbering xmlns:wpc="http://schemas.microsoft.com/office/word/2010/wordprocessingCanvas" xmlns:cx="http://schemas.microsoft.com/office/drawing/2014/chartex" xmlns:cx1="http://schemas.microsoft.com/office/drawing/2015/9/8/chartex" xmlns:cx2="http://schemas.microsoft.com/office/drawing/2015/10/21/chartex" xmlns:cx3="http://schemas.microsoft.com/office/drawing/2016/5/9/chartex" xmlns:cx4="http://schemas.microsoft.com/office/drawing/2016/5/10/chartex" xmlns:cx5="http://schemas.microsoft.com/office/drawing/2016/5/11/chartex" xmlns:cx6="http://schemas.microsoft.com/office/drawing/2016/5/12/chartex" xmlns:cx7="http://schemas.microsoft.com/office/drawing/2016/5/13/chartex" xmlns:cx8="http://schemas.microsoft.com/office/drawing/2016/5/14/chartex" xmlns:mc="http://schemas.openxmlformats.org/markup-compatibility/2006" xmlns:aink="http://schemas.microsoft.com/office/drawing/2016/ink" xmlns:am3d="http://schemas.microsoft.com/office/drawing/2017/model3d" xmlns:o="urn:schemas-microsoft-com:office:office" xmlns:oel="http://schemas.microsoft.com/office/2019/extlst" xmlns:r="http://schemas.openxmlformats.org/officeDocument/2006/relationships" xmlns:m="http://schemas.openxmlformats.org/officeDocument/2006/math" xmlns:v="urn:schemas-microsoft-com:vml" xmlns:wp14="http://schemas.microsoft.com/office/word/2010/wordprocessingDrawing" xmlns:wp="http://schemas.openxmlformats.org/drawingml/2006/wordprocessingDrawing" xmlns:w10="urn:schemas-microsoft-com:office:word" xmlns:w="http://schemas.openxmlformats.org/wordprocessingml/2006/main" xmlns:w14="http://schemas.microsoft.com/office/word/2010/wordml" xmlns:w15="http://schemas.microsoft.com/office/word/2012/wordml" xmlns:w16cex="http://schemas.microsoft.com/office/word/2018/wordml/cex" xmlns:w16cid="http://schemas.microsoft.com/office/word/2016/wordml/cid" xmlns:w16="http://schemas.microsoft.com/office/word/2018/wordml" xmlns:w16du="http://schemas.microsoft.com/office/word/2023/wordml/word16du" xmlns:w16sdtdh="http://schemas.microsoft.com/office/word/2020/wordml/sdtdatahash" xmlns:w16sdtfl="http://schemas.microsoft.com/office/word/2024/wordml/sdtformatlock" xmlns:w16se="http://schemas.microsoft.com/office/word/2015/wordml/symex" xmlns:wpg="http://schemas.microsoft.com/office/word/2010/wordprocessingGroup" xmlns:wpi="http://schemas.microsoft.com/office/word/2010/wordprocessingInk" xmlns:wne="http://schemas.microsoft.com/office/word/2006/wordml" xmlns:wps="http://schemas.microsoft.com/office/word/2010/wordprocessingShape" mc:Ignorable="w14 w15 w16se w16cid w16 w16cex w16sdtdh w16sdtfl w16du wp14">
+<w:numbering xmlns:wpc="http://schemas.microsoft.com/office/word/2010/wordprocessingCanvas" xmlns:cx="http://schemas.microsoft.com/office/drawing/2014/chartex" xmlns:cx1="http://schemas.microsoft.com/office/drawing/2015/9/8/chartex" xmlns:cx2="http://schemas.microsoft.com/office/drawing/2015/10/21/chartex" xmlns:cx3="http://schemas.microsoft.com/office/drawing/2016/5/9/chartex" xmlns:cx4="http://schemas.microsoft.com/office/drawing/2016/5/10/chartex" xmlns:cx5="http://schemas.microsoft.com/office/drawing/2016/5/11/chartex" xmlns:cx6="http://schemas.microsoft.com/office/drawing/2016/5/12/chartex" xmlns:cx7="http://schemas.microsoft.com/office/drawing/2016/5/13/chartex" xmlns:cx8="http://schemas.microsoft.com/office/drawing/2016/5/14/chartex" xmlns:mc="http://schemas.openxmlformats.org/markup-compatibility/2006" xmlns:aink="http://schemas.microsoft.com/office/drawing/2016/ink" xmlns:am3d="http://schemas.microsoft.com/office/drawing/2017/model3d" xmlns:o="urn:schemas-microsoft-com:office:office" xmlns:oel="http://schemas.microsoft.com/office/2019/extlst" xmlns:r="http://schemas.openxmlformats.org/officeDocument/2006/relationships" xmlns:m="http://schemas.openxmlformats.org/officeDocument/2006/math" xmlns:v="urn:schemas-microsoft-com:vml" xmlns:wp14="http://schemas.microsoft.com/office/word/2010/wordprocessingDrawing" xmlns:wp="http://schemas.openxmlformats.org/drawingml/2006/wordprocessingDrawing" xmlns:w10="urn:schemas-microsoft-com:office:word" xmlns:w="http://schemas.openxmlformats.org/wordprocessingml/2006/main" xmlns:w14="http://schemas.microsoft.com/office/word/2010/wordml" xmlns:w15="http://schemas.microsoft.com/office/word/2012/wordml" xmlns:w16cei="http://schemas.microsoft.com/office/word/2026/wordml/cei" xmlns:w16cex="http://schemas.microsoft.com/office/word/2018/wordml/cex" xmlns:w16cid="http://schemas.microsoft.com/office/word/2016/wordml/cid" xmlns:w16="http://schemas.microsoft.com/office/word/2018/wordml" xmlns:w16du="http://schemas.microsoft.com/office/word/2023/wordml/word16du" xmlns:w16sdtdh="http://schemas.microsoft.com/office/word/2020/wordml/sdtdatahash" xmlns:w16sdtfl="http://schemas.microsoft.com/office/word/2024/wordml/sdtformatlock" xmlns:w16se="http://schemas.microsoft.com/office/word/2015/wordml/symex" xmlns:wpg="http://schemas.microsoft.com/office/word/2010/wordprocessingGroup" xmlns:wpi="http://schemas.microsoft.com/office/word/2010/wordprocessingInk" xmlns:wne="http://schemas.microsoft.com/office/word/2006/wordml" xmlns:wps="http://schemas.microsoft.com/office/word/2010/wordprocessingShape" mc:Ignorable="w14 w15 w16se w16cid w16 w16cex w16sdtdh w16sdtfl w16du wp14">
   <w:abstractNum w:abstractNumId="0" w15:restartNumberingAfterBreak="0">
     <w:nsid w:val="FFFFFF7C"/>
     <w:multiLevelType w:val="singleLevel"/>
